--- a/fuentes/CFA1_63220007_DU.docx
+++ b/fuentes/CFA1_63220007_DU.docx
@@ -2,6 +2,13 @@
 <file path=word/document.xml><?xml version="1.0" encoding="utf-8"?>
 <w:document xmlns:wpc="http://schemas.microsoft.com/office/word/2010/wordprocessingCanvas" xmlns:cx="http://schemas.microsoft.com/office/drawing/2014/chartex" xmlns:cx1="http://schemas.microsoft.com/office/drawing/2015/9/8/chartex" xmlns:cx2="http://schemas.microsoft.com/office/drawing/2015/10/21/chartex" xmlns:cx3="http://schemas.microsoft.com/office/drawing/2016/5/9/chartex" xmlns:cx4="http://schemas.microsoft.com/office/drawing/2016/5/10/chartex" xmlns:cx5="http://schemas.microsoft.com/office/drawing/2016/5/11/chartex" xmlns:cx6="http://schemas.microsoft.com/office/drawing/2016/5/12/chartex" xmlns:cx7="http://schemas.microsoft.com/office/drawing/2016/5/13/chartex" xmlns:cx8="http://schemas.microsoft.com/office/drawing/2016/5/14/chartex" xmlns:mc="http://schemas.openxmlformats.org/markup-compatibility/2006" xmlns:aink="http://schemas.microsoft.com/office/drawing/2016/ink" xmlns:am3d="http://schemas.microsoft.com/office/drawing/2017/model3d" xmlns:o="urn:schemas-microsoft-com:office:office" xmlns:r="http://schemas.openxmlformats.org/officeDocument/2006/relationships" xmlns:m="http://schemas.openxmlformats.org/officeDocument/2006/math" xmlns:v="urn:schemas-microsoft-com:vml" xmlns:wp14="http://schemas.microsoft.com/office/word/2010/wordprocessingDrawing" xmlns:wp="http://schemas.openxmlformats.org/drawingml/2006/wordprocessingDrawing" xmlns:w10="urn:schemas-microsoft-com:office:word" xmlns:w="http://schemas.openxmlformats.org/wordprocessingml/2006/main" xmlns:w14="http://schemas.microsoft.com/office/word/2010/wordml" xmlns:w15="http://schemas.microsoft.com/office/word/2012/wordml" xmlns:w16cex="http://schemas.microsoft.com/office/word/2018/wordml/cex" xmlns:w16cid="http://schemas.microsoft.com/office/word/2016/wordml/cid" xmlns:w16="http://schemas.microsoft.com/office/word/2018/wordml" xmlns:w16sdtdh="http://schemas.microsoft.com/office/word/2020/wordml/sdtdatahash" xmlns:w16se="http://schemas.microsoft.com/office/word/2015/wordml/symex" xmlns:wpg="http://schemas.microsoft.com/office/word/2010/wordprocessingGroup" xmlns:wpi="http://schemas.microsoft.com/office/word/2010/wordprocessingInk" xmlns:wne="http://schemas.microsoft.com/office/word/2006/wordml" xmlns:wps="http://schemas.microsoft.com/office/word/2010/wordprocessingShape" mc:Ignorable="w14 w15 w16se w16cid w16 w16cex w16sdtdh wp14">
   <w:body>
+    <w:p>
+      <w:pPr>
+        <w:rPr>
+          <w:lang w:val="es-419"/>
+        </w:rPr>
+      </w:pPr>
+    </w:p>
     <w:p>
       <w:pPr>
         <w:rPr>
@@ -590,7 +597,7 @@
           <w:r>
             <w:fldChar w:fldCharType="separate"/>
           </w:r>
-          <w:hyperlink w:anchor="_Toc207620982" w:history="1">
+          <w:hyperlink w:anchor="_Toc208928032" w:history="1">
             <w:r>
               <w:rPr>
                 <w:rStyle w:val="Hipervnculo"/>
@@ -617,7 +624,7 @@
                 <w:noProof/>
                 <w:webHidden/>
               </w:rPr>
-              <w:instrText xml:space="preserve"> PAGEREF _Toc207620982 \h </w:instrText>
+              <w:instrText xml:space="preserve"> PAGEREF _Toc208928032 \h </w:instrText>
             </w:r>
             <w:r>
               <w:rPr>
@@ -664,7 +671,7 @@
               <w14:ligatures w14:val="none"/>
             </w:rPr>
           </w:pPr>
-          <w:hyperlink w:anchor="_Toc207620983" w:history="1">
+          <w:hyperlink w:anchor="_Toc208928033" w:history="1">
             <w:r>
               <w:rPr>
                 <w:rStyle w:val="Hipervnculo"/>
@@ -709,7 +716,7 @@
                 <w:noProof/>
                 <w:webHidden/>
               </w:rPr>
-              <w:instrText xml:space="preserve"> PAGEREF _Toc207620983 \h </w:instrText>
+              <w:instrText xml:space="preserve"> PAGEREF _Toc208928033 \h </w:instrText>
             </w:r>
             <w:r>
               <w:rPr>
@@ -752,7 +759,7 @@
               <w14:ligatures w14:val="none"/>
             </w:rPr>
           </w:pPr>
-          <w:hyperlink w:anchor="_Toc207620984" w:history="1">
+          <w:hyperlink w:anchor="_Toc208928034" w:history="1">
             <w:r>
               <w:rPr>
                 <w:rStyle w:val="Hipervnculo"/>
@@ -797,7 +804,7 @@
                 <w:noProof/>
                 <w:webHidden/>
               </w:rPr>
-              <w:instrText xml:space="preserve"> PAGEREF _Toc207620984 \h </w:instrText>
+              <w:instrText xml:space="preserve"> PAGEREF _Toc208928034 \h </w:instrText>
             </w:r>
             <w:r>
               <w:rPr>
@@ -840,7 +847,7 @@
               <w14:ligatures w14:val="none"/>
             </w:rPr>
           </w:pPr>
-          <w:hyperlink w:anchor="_Toc207620985" w:history="1">
+          <w:hyperlink w:anchor="_Toc208928035" w:history="1">
             <w:r>
               <w:rPr>
                 <w:rStyle w:val="Hipervnculo"/>
@@ -885,7 +892,7 @@
                 <w:noProof/>
                 <w:webHidden/>
               </w:rPr>
-              <w:instrText xml:space="preserve"> PAGEREF _Toc207620985 \h </w:instrText>
+              <w:instrText xml:space="preserve"> PAGEREF _Toc208928035 \h </w:instrText>
             </w:r>
             <w:r>
               <w:rPr>
@@ -932,7 +939,7 @@
               <w14:ligatures w14:val="none"/>
             </w:rPr>
           </w:pPr>
-          <w:hyperlink w:anchor="_Toc207620986" w:history="1">
+          <w:hyperlink w:anchor="_Toc208928036" w:history="1">
             <w:r>
               <w:rPr>
                 <w:rStyle w:val="Hipervnculo"/>
@@ -977,7 +984,7 @@
                 <w:noProof/>
                 <w:webHidden/>
               </w:rPr>
-              <w:instrText xml:space="preserve"> PAGEREF _Toc207620986 \h </w:instrText>
+              <w:instrText xml:space="preserve"> PAGEREF _Toc208928036 \h </w:instrText>
             </w:r>
             <w:r>
               <w:rPr>
@@ -1020,7 +1027,7 @@
               <w14:ligatures w14:val="none"/>
             </w:rPr>
           </w:pPr>
-          <w:hyperlink w:anchor="_Toc207620987" w:history="1">
+          <w:hyperlink w:anchor="_Toc208928037" w:history="1">
             <w:r>
               <w:rPr>
                 <w:rStyle w:val="Hipervnculo"/>
@@ -1065,7 +1072,7 @@
                 <w:noProof/>
                 <w:webHidden/>
               </w:rPr>
-              <w:instrText xml:space="preserve"> PAGEREF _Toc207620987 \h </w:instrText>
+              <w:instrText xml:space="preserve"> PAGEREF _Toc208928037 \h </w:instrText>
             </w:r>
             <w:r>
               <w:rPr>
@@ -1108,7 +1115,7 @@
               <w14:ligatures w14:val="none"/>
             </w:rPr>
           </w:pPr>
-          <w:hyperlink w:anchor="_Toc207620988" w:history="1">
+          <w:hyperlink w:anchor="_Toc208928038" w:history="1">
             <w:r>
               <w:rPr>
                 <w:rStyle w:val="Hipervnculo"/>
@@ -1153,7 +1160,7 @@
                 <w:noProof/>
                 <w:webHidden/>
               </w:rPr>
-              <w:instrText xml:space="preserve"> PAGEREF _Toc207620988 \h </w:instrText>
+              <w:instrText xml:space="preserve"> PAGEREF _Toc208928038 \h </w:instrText>
             </w:r>
             <w:r>
               <w:rPr>
@@ -1196,7 +1203,7 @@
               <w14:ligatures w14:val="none"/>
             </w:rPr>
           </w:pPr>
-          <w:hyperlink w:anchor="_Toc207620989" w:history="1">
+          <w:hyperlink w:anchor="_Toc208928039" w:history="1">
             <w:r>
               <w:rPr>
                 <w:rStyle w:val="Hipervnculo"/>
@@ -1241,7 +1248,7 @@
                 <w:noProof/>
                 <w:webHidden/>
               </w:rPr>
-              <w:instrText xml:space="preserve"> PAGEREF _Toc207620989 \h </w:instrText>
+              <w:instrText xml:space="preserve"> PAGEREF _Toc208928039 \h </w:instrText>
             </w:r>
             <w:r>
               <w:rPr>
@@ -1288,7 +1295,7 @@
               <w14:ligatures w14:val="none"/>
             </w:rPr>
           </w:pPr>
-          <w:hyperlink w:anchor="_Toc207620990" w:history="1">
+          <w:hyperlink w:anchor="_Toc208928040" w:history="1">
             <w:r>
               <w:rPr>
                 <w:rStyle w:val="Hipervnculo"/>
@@ -1333,7 +1340,7 @@
                 <w:noProof/>
                 <w:webHidden/>
               </w:rPr>
-              <w:instrText xml:space="preserve"> PAGEREF _Toc207620990 \h </w:instrText>
+              <w:instrText xml:space="preserve"> PAGEREF _Toc208928040 \h </w:instrText>
             </w:r>
             <w:r>
               <w:rPr>
@@ -1376,7 +1383,7 @@
               <w14:ligatures w14:val="none"/>
             </w:rPr>
           </w:pPr>
-          <w:hyperlink w:anchor="_Toc207620991" w:history="1">
+          <w:hyperlink w:anchor="_Toc208928041" w:history="1">
             <w:r>
               <w:rPr>
                 <w:rStyle w:val="Hipervnculo"/>
@@ -1421,7 +1428,7 @@
                 <w:noProof/>
                 <w:webHidden/>
               </w:rPr>
-              <w:instrText xml:space="preserve"> PAGEREF _Toc207620991 \h </w:instrText>
+              <w:instrText xml:space="preserve"> PAGEREF _Toc208928041 \h </w:instrText>
             </w:r>
             <w:r>
               <w:rPr>
@@ -1464,7 +1471,7 @@
               <w14:ligatures w14:val="none"/>
             </w:rPr>
           </w:pPr>
-          <w:hyperlink w:anchor="_Toc207620992" w:history="1">
+          <w:hyperlink w:anchor="_Toc208928042" w:history="1">
             <w:r>
               <w:rPr>
                 <w:rStyle w:val="Hipervnculo"/>
@@ -1509,7 +1516,7 @@
                 <w:noProof/>
                 <w:webHidden/>
               </w:rPr>
-              <w:instrText xml:space="preserve"> PAGEREF _Toc207620992 \h </w:instrText>
+              <w:instrText xml:space="preserve"> PAGEREF _Toc208928042 \h </w:instrText>
             </w:r>
             <w:r>
               <w:rPr>
@@ -1552,7 +1559,7 @@
               <w14:ligatures w14:val="none"/>
             </w:rPr>
           </w:pPr>
-          <w:hyperlink w:anchor="_Toc207620993" w:history="1">
+          <w:hyperlink w:anchor="_Toc208928043" w:history="1">
             <w:r>
               <w:rPr>
                 <w:rStyle w:val="Hipervnculo"/>
@@ -1597,7 +1604,7 @@
                 <w:noProof/>
                 <w:webHidden/>
               </w:rPr>
-              <w:instrText xml:space="preserve"> PAGEREF _Toc207620993 \h </w:instrText>
+              <w:instrText xml:space="preserve"> PAGEREF _Toc208928043 \h </w:instrText>
             </w:r>
             <w:r>
               <w:rPr>
@@ -1640,7 +1647,7 @@
               <w14:ligatures w14:val="none"/>
             </w:rPr>
           </w:pPr>
-          <w:hyperlink w:anchor="_Toc207620994" w:history="1">
+          <w:hyperlink w:anchor="_Toc208928044" w:history="1">
             <w:r>
               <w:rPr>
                 <w:rStyle w:val="Hipervnculo"/>
@@ -1685,7 +1692,7 @@
                 <w:noProof/>
                 <w:webHidden/>
               </w:rPr>
-              <w:instrText xml:space="preserve"> PAGEREF _Toc207620994 \h </w:instrText>
+              <w:instrText xml:space="preserve"> PAGEREF _Toc208928044 \h </w:instrText>
             </w:r>
             <w:r>
               <w:rPr>
@@ -1728,7 +1735,7 @@
               <w14:ligatures w14:val="none"/>
             </w:rPr>
           </w:pPr>
-          <w:hyperlink w:anchor="_Toc207620995" w:history="1">
+          <w:hyperlink w:anchor="_Toc208928045" w:history="1">
             <w:r>
               <w:rPr>
                 <w:rStyle w:val="Hipervnculo"/>
@@ -1773,7 +1780,7 @@
                 <w:noProof/>
                 <w:webHidden/>
               </w:rPr>
-              <w:instrText xml:space="preserve"> PAGEREF _Toc207620995 \h </w:instrText>
+              <w:instrText xml:space="preserve"> PAGEREF _Toc208928045 \h </w:instrText>
             </w:r>
             <w:r>
               <w:rPr>
@@ -1816,7 +1823,7 @@
               <w14:ligatures w14:val="none"/>
             </w:rPr>
           </w:pPr>
-          <w:hyperlink w:anchor="_Toc207620996" w:history="1">
+          <w:hyperlink w:anchor="_Toc208928046" w:history="1">
             <w:r>
               <w:rPr>
                 <w:rStyle w:val="Hipervnculo"/>
@@ -1861,7 +1868,7 @@
                 <w:noProof/>
                 <w:webHidden/>
               </w:rPr>
-              <w:instrText xml:space="preserve"> PAGEREF _Toc207620996 \h </w:instrText>
+              <w:instrText xml:space="preserve"> PAGEREF _Toc208928046 \h </w:instrText>
             </w:r>
             <w:r>
               <w:rPr>
@@ -1908,7 +1915,7 @@
               <w14:ligatures w14:val="none"/>
             </w:rPr>
           </w:pPr>
-          <w:hyperlink w:anchor="_Toc207620997" w:history="1">
+          <w:hyperlink w:anchor="_Toc208928047" w:history="1">
             <w:r>
               <w:rPr>
                 <w:rStyle w:val="Hipervnculo"/>
@@ -1962,7 +1969,7 @@
                 <w:noProof/>
                 <w:webHidden/>
               </w:rPr>
-              <w:instrText xml:space="preserve"> PAGEREF _Toc207620997 \h </w:instrText>
+              <w:instrText xml:space="preserve"> PAGEREF _Toc208928047 \h </w:instrText>
             </w:r>
             <w:r>
               <w:rPr>
@@ -2009,7 +2016,7 @@
               <w14:ligatures w14:val="none"/>
             </w:rPr>
           </w:pPr>
-          <w:hyperlink w:anchor="_Toc207620998" w:history="1">
+          <w:hyperlink w:anchor="_Toc208928048" w:history="1">
             <w:r>
               <w:rPr>
                 <w:rStyle w:val="Hipervnculo"/>
@@ -2054,7 +2061,7 @@
                 <w:noProof/>
                 <w:webHidden/>
               </w:rPr>
-              <w:instrText xml:space="preserve"> PAGEREF _Toc207620998 \h </w:instrText>
+              <w:instrText xml:space="preserve"> PAGEREF _Toc208928048 \h </w:instrText>
             </w:r>
             <w:r>
               <w:rPr>
@@ -2097,7 +2104,7 @@
               <w14:ligatures w14:val="none"/>
             </w:rPr>
           </w:pPr>
-          <w:hyperlink w:anchor="_Toc207620999" w:history="1">
+          <w:hyperlink w:anchor="_Toc208928049" w:history="1">
             <w:r>
               <w:rPr>
                 <w:rStyle w:val="Hipervnculo"/>
@@ -2142,7 +2149,7 @@
                 <w:noProof/>
                 <w:webHidden/>
               </w:rPr>
-              <w:instrText xml:space="preserve"> PAGEREF _Toc207620999 \h </w:instrText>
+              <w:instrText xml:space="preserve"> PAGEREF _Toc208928049 \h </w:instrText>
             </w:r>
             <w:r>
               <w:rPr>
@@ -2185,7 +2192,7 @@
               <w14:ligatures w14:val="none"/>
             </w:rPr>
           </w:pPr>
-          <w:hyperlink w:anchor="_Toc207621000" w:history="1">
+          <w:hyperlink w:anchor="_Toc208928050" w:history="1">
             <w:r>
               <w:rPr>
                 <w:rStyle w:val="Hipervnculo"/>
@@ -2230,7 +2237,7 @@
                 <w:noProof/>
                 <w:webHidden/>
               </w:rPr>
-              <w:instrText xml:space="preserve"> PAGEREF _Toc207621000 \h </w:instrText>
+              <w:instrText xml:space="preserve"> PAGEREF _Toc208928050 \h </w:instrText>
             </w:r>
             <w:r>
               <w:rPr>
@@ -2273,7 +2280,7 @@
               <w14:ligatures w14:val="none"/>
             </w:rPr>
           </w:pPr>
-          <w:hyperlink w:anchor="_Toc207621001" w:history="1">
+          <w:hyperlink w:anchor="_Toc208928051" w:history="1">
             <w:r>
               <w:rPr>
                 <w:rStyle w:val="Hipervnculo"/>
@@ -2318,7 +2325,7 @@
                 <w:noProof/>
                 <w:webHidden/>
               </w:rPr>
-              <w:instrText xml:space="preserve"> PAGEREF _Toc207621001 \h </w:instrText>
+              <w:instrText xml:space="preserve"> PAGEREF _Toc208928051 \h </w:instrText>
             </w:r>
             <w:r>
               <w:rPr>
@@ -2365,7 +2372,7 @@
               <w14:ligatures w14:val="none"/>
             </w:rPr>
           </w:pPr>
-          <w:hyperlink w:anchor="_Toc207621002" w:history="1">
+          <w:hyperlink w:anchor="_Toc208928052" w:history="1">
             <w:r>
               <w:rPr>
                 <w:rStyle w:val="Hipervnculo"/>
@@ -2410,7 +2417,7 @@
                 <w:noProof/>
                 <w:webHidden/>
               </w:rPr>
-              <w:instrText xml:space="preserve"> PAGEREF _Toc207621002 \h </w:instrText>
+              <w:instrText xml:space="preserve"> PAGEREF _Toc208928052 \h </w:instrText>
             </w:r>
             <w:r>
               <w:rPr>
@@ -2453,7 +2460,7 @@
               <w14:ligatures w14:val="none"/>
             </w:rPr>
           </w:pPr>
-          <w:hyperlink w:anchor="_Toc207621003" w:history="1">
+          <w:hyperlink w:anchor="_Toc208928053" w:history="1">
             <w:r>
               <w:rPr>
                 <w:rStyle w:val="Hipervnculo"/>
@@ -2498,7 +2505,7 @@
                 <w:noProof/>
                 <w:webHidden/>
               </w:rPr>
-              <w:instrText xml:space="preserve"> PAGEREF _Toc207621003 \h </w:instrText>
+              <w:instrText xml:space="preserve"> PAGEREF _Toc208928053 \h </w:instrText>
             </w:r>
             <w:r>
               <w:rPr>
@@ -2541,7 +2548,7 @@
               <w14:ligatures w14:val="none"/>
             </w:rPr>
           </w:pPr>
-          <w:hyperlink w:anchor="_Toc207621004" w:history="1">
+          <w:hyperlink w:anchor="_Toc208928054" w:history="1">
             <w:r>
               <w:rPr>
                 <w:rStyle w:val="Hipervnculo"/>
@@ -2586,7 +2593,7 @@
                 <w:noProof/>
                 <w:webHidden/>
               </w:rPr>
-              <w:instrText xml:space="preserve"> PAGEREF _Toc207621004 \h </w:instrText>
+              <w:instrText xml:space="preserve"> PAGEREF _Toc208928054 \h </w:instrText>
             </w:r>
             <w:r>
               <w:rPr>
@@ -2629,7 +2636,7 @@
               <w14:ligatures w14:val="none"/>
             </w:rPr>
           </w:pPr>
-          <w:hyperlink w:anchor="_Toc207621005" w:history="1">
+          <w:hyperlink w:anchor="_Toc208928055" w:history="1">
             <w:r>
               <w:rPr>
                 <w:rStyle w:val="Hipervnculo"/>
@@ -2674,7 +2681,7 @@
                 <w:noProof/>
                 <w:webHidden/>
               </w:rPr>
-              <w:instrText xml:space="preserve"> PAGEREF _Toc207621005 \h </w:instrText>
+              <w:instrText xml:space="preserve"> PAGEREF _Toc208928055 \h </w:instrText>
             </w:r>
             <w:r>
               <w:rPr>
@@ -2720,7 +2727,7 @@
               <w14:ligatures w14:val="none"/>
             </w:rPr>
           </w:pPr>
-          <w:hyperlink w:anchor="_Toc207621006" w:history="1">
+          <w:hyperlink w:anchor="_Toc208928056" w:history="1">
             <w:r>
               <w:rPr>
                 <w:rStyle w:val="Hipervnculo"/>
@@ -2747,7 +2754,7 @@
                 <w:noProof/>
                 <w:webHidden/>
               </w:rPr>
-              <w:instrText xml:space="preserve"> PAGEREF _Toc207621006 \h </w:instrText>
+              <w:instrText xml:space="preserve"> PAGEREF _Toc208928056 \h </w:instrText>
             </w:r>
             <w:r>
               <w:rPr>
@@ -2793,7 +2800,7 @@
               <w14:ligatures w14:val="none"/>
             </w:rPr>
           </w:pPr>
-          <w:hyperlink w:anchor="_Toc207621007" w:history="1">
+          <w:hyperlink w:anchor="_Toc208928057" w:history="1">
             <w:r>
               <w:rPr>
                 <w:rStyle w:val="Hipervnculo"/>
@@ -2820,7 +2827,7 @@
                 <w:noProof/>
                 <w:webHidden/>
               </w:rPr>
-              <w:instrText xml:space="preserve"> PAGEREF _Toc207621007 \h </w:instrText>
+              <w:instrText xml:space="preserve"> PAGEREF _Toc208928057 \h </w:instrText>
             </w:r>
             <w:r>
               <w:rPr>
@@ -2866,7 +2873,7 @@
               <w14:ligatures w14:val="none"/>
             </w:rPr>
           </w:pPr>
-          <w:hyperlink w:anchor="_Toc207621008" w:history="1">
+          <w:hyperlink w:anchor="_Toc208928058" w:history="1">
             <w:r>
               <w:rPr>
                 <w:rStyle w:val="Hipervnculo"/>
@@ -2893,7 +2900,7 @@
                 <w:noProof/>
                 <w:webHidden/>
               </w:rPr>
-              <w:instrText xml:space="preserve"> PAGEREF _Toc207621008 \h </w:instrText>
+              <w:instrText xml:space="preserve"> PAGEREF _Toc208928058 \h </w:instrText>
             </w:r>
             <w:r>
               <w:rPr>
@@ -2939,7 +2946,7 @@
               <w14:ligatures w14:val="none"/>
             </w:rPr>
           </w:pPr>
-          <w:hyperlink w:anchor="_Toc207621009" w:history="1">
+          <w:hyperlink w:anchor="_Toc208928059" w:history="1">
             <w:r>
               <w:rPr>
                 <w:rStyle w:val="Hipervnculo"/>
@@ -2966,7 +2973,7 @@
                 <w:noProof/>
                 <w:webHidden/>
               </w:rPr>
-              <w:instrText xml:space="preserve"> PAGEREF _Toc207621009 \h </w:instrText>
+              <w:instrText xml:space="preserve"> PAGEREF _Toc208928059 \h </w:instrText>
             </w:r>
             <w:r>
               <w:rPr>
@@ -3012,7 +3019,7 @@
               <w14:ligatures w14:val="none"/>
             </w:rPr>
           </w:pPr>
-          <w:hyperlink w:anchor="_Toc207621010" w:history="1">
+          <w:hyperlink w:anchor="_Toc208928060" w:history="1">
             <w:r>
               <w:rPr>
                 <w:rStyle w:val="Hipervnculo"/>
@@ -3039,7 +3046,7 @@
                 <w:noProof/>
                 <w:webHidden/>
               </w:rPr>
-              <w:instrText xml:space="preserve"> PAGEREF _Toc207621010 \h </w:instrText>
+              <w:instrText xml:space="preserve"> PAGEREF _Toc208928060 \h </w:instrText>
             </w:r>
             <w:r>
               <w:rPr>
@@ -3104,7 +3111,7 @@
       <w:pPr>
         <w:pStyle w:val="Titulosgenerales"/>
       </w:pPr>
-      <w:bookmarkStart w:id="0" w:name="_Toc207620982"/>
+      <w:bookmarkStart w:id="0" w:name="_Toc208928032"/>
       <w:r>
         <w:lastRenderedPageBreak/>
         <w:t>Introducción</w:t>
@@ -3465,7 +3472,7 @@
       <w:pPr>
         <w:pStyle w:val="Ttulo1"/>
       </w:pPr>
-      <w:bookmarkStart w:id="1" w:name="_Toc207620983"/>
+      <w:bookmarkStart w:id="1" w:name="_Toc208928033"/>
       <w:r>
         <w:lastRenderedPageBreak/>
         <w:t>Ecosistema digital</w:t>
@@ -3567,7 +3574,7 @@
       <w:pPr>
         <w:pStyle w:val="Ttulo2"/>
       </w:pPr>
-      <w:bookmarkStart w:id="2" w:name="_Toc207620984"/>
+      <w:bookmarkStart w:id="2" w:name="_Toc208928034"/>
       <w:r>
         <w:t>Redes sociales</w:t>
       </w:r>
@@ -5117,7 +5124,7 @@
       <w:pPr>
         <w:pStyle w:val="Ttulo2"/>
       </w:pPr>
-      <w:bookmarkStart w:id="3" w:name="_Toc207620985"/>
+      <w:bookmarkStart w:id="3" w:name="_Toc208928035"/>
       <w:r>
         <w:lastRenderedPageBreak/>
         <w:t>Audiencias</w:t>
@@ -5487,7 +5494,7 @@
       <w:pPr>
         <w:pStyle w:val="Ttulo1"/>
       </w:pPr>
-      <w:bookmarkStart w:id="4" w:name="_Toc207620986"/>
+      <w:bookmarkStart w:id="4" w:name="_Toc208928036"/>
       <w:r>
         <w:lastRenderedPageBreak/>
         <w:t>Plan de redes sociales</w:t>
@@ -5511,7 +5518,7 @@
       <w:pPr>
         <w:pStyle w:val="Ttulo2"/>
       </w:pPr>
-      <w:bookmarkStart w:id="5" w:name="_Toc207620987"/>
+      <w:bookmarkStart w:id="5" w:name="_Toc208928037"/>
       <w:r>
         <w:t>Elementos</w:t>
       </w:r>
@@ -5568,16 +5575,15 @@
     </w:p>
     <w:p>
       <w:pPr>
-        <w:ind w:firstLine="0"/>
-        <w:rPr>
-          <w:lang w:val="es-419" w:eastAsia="es-CO"/>
-        </w:rPr>
-      </w:pPr>
-      <w:r>
-        <w:rPr>
-          <w:lang w:val="es-419" w:eastAsia="es-CO"/>
-        </w:rPr>
-        <w:t xml:space="preserve">                                       </w:t>
+        <w:rPr>
+          <w:lang w:val="es-419" w:eastAsia="es-CO"/>
+        </w:rPr>
+      </w:pPr>
+      <w:r>
+        <w:rPr>
+          <w:lang w:val="es-419" w:eastAsia="es-CO"/>
+        </w:rPr>
+        <w:t xml:space="preserve">                           </w:t>
       </w:r>
       <w:r>
         <w:rPr>
@@ -5585,10 +5591,10 @@
           <w:lang w:val="es-419" w:eastAsia="es-CO"/>
         </w:rPr>
         <w:drawing>
-          <wp:inline distT="0" distB="0" distL="0" distR="0" wp14:anchorId="32AD758B" wp14:editId="153F5A1C">
-            <wp:extent cx="3209587" cy="3329796"/>
-            <wp:effectExtent l="0" t="0" r="0" b="4445"/>
-            <wp:docPr id="2" name="Imagen 2" descr="En la figura se muestran los elementos que componen un plan de redes sociales.&#10;Plan de redes sociales&#10;Objetivos&#10;Audiencia&#10;Plataformas&#10;Contenido&#10;Métricas y análisis&#10;"/>
+          <wp:inline distT="0" distB="0" distL="0" distR="0" wp14:anchorId="63EB755A" wp14:editId="32267223">
+            <wp:extent cx="3105150" cy="3221448"/>
+            <wp:effectExtent l="0" t="0" r="0" b="0"/>
+            <wp:docPr id="9" name="Imagen 9" descr="En la figura se muestran los elementos que componen un plan de redes sociales.&#10;Plan de redes sociales&#10;Objetivos&#10;Audiencia&#10;Plataformas&#10;Contenido&#10;Métricas y análisis&#10;"/>
             <wp:cNvGraphicFramePr>
               <a:graphicFrameLocks xmlns:a="http://schemas.openxmlformats.org/drawingml/2006/main" noChangeAspect="1"/>
             </wp:cNvGraphicFramePr>
@@ -5596,7 +5602,7 @@
               <a:graphicData uri="http://schemas.openxmlformats.org/drawingml/2006/picture">
                 <pic:pic xmlns:pic="http://schemas.openxmlformats.org/drawingml/2006/picture">
                   <pic:nvPicPr>
-                    <pic:cNvPr id="2" name="Imagen 2" descr="En la figura se muestran los elementos que componen un plan de redes sociales.&#10;Plan de redes sociales&#10;Objetivos&#10;Audiencia&#10;Plataformas&#10;Contenido&#10;Métricas y análisis&#10;"/>
+                    <pic:cNvPr id="9" name="Imagen 9" descr="En la figura se muestran los elementos que componen un plan de redes sociales.&#10;Plan de redes sociales&#10;Objetivos&#10;Audiencia&#10;Plataformas&#10;Contenido&#10;Métricas y análisis&#10;"/>
                     <pic:cNvPicPr/>
                   </pic:nvPicPr>
                   <pic:blipFill>
@@ -5614,7 +5620,7 @@
                   <pic:spPr>
                     <a:xfrm>
                       <a:off x="0" y="0"/>
-                      <a:ext cx="3224671" cy="3345445"/>
+                      <a:ext cx="3110221" cy="3226709"/>
                     </a:xfrm>
                     <a:prstGeom prst="rect">
                       <a:avLst/>
@@ -5646,14 +5652,6 @@
         <w:rPr>
           <w:b/>
           <w:bCs/>
-          <w:lang w:val="es-419" w:eastAsia="es-CO"/>
-        </w:rPr>
-        <w:t xml:space="preserve"> </w:t>
-      </w:r>
-      <w:r>
-        <w:rPr>
-          <w:b/>
-          <w:bCs/>
           <w:sz w:val="24"/>
           <w:szCs w:val="24"/>
           <w:lang w:val="es-419" w:eastAsia="es-CO"/>
@@ -5673,7 +5671,7 @@
       <w:pPr>
         <w:pStyle w:val="Ttulo2"/>
       </w:pPr>
-      <w:bookmarkStart w:id="6" w:name="_Toc207620988"/>
+      <w:bookmarkStart w:id="6" w:name="_Toc208928038"/>
       <w:r>
         <w:t>Características</w:t>
       </w:r>
@@ -5850,7 +5848,7 @@
       <w:pPr>
         <w:pStyle w:val="Ttulo2"/>
       </w:pPr>
-      <w:bookmarkStart w:id="7" w:name="_Toc207620989"/>
+      <w:bookmarkStart w:id="7" w:name="_Toc208928039"/>
       <w:r>
         <w:t>Estructura</w:t>
       </w:r>
@@ -6218,7 +6216,7 @@
       <w:pPr>
         <w:pStyle w:val="Ttulo1"/>
       </w:pPr>
-      <w:bookmarkStart w:id="8" w:name="_Toc207620990"/>
+      <w:bookmarkStart w:id="8" w:name="_Toc208928040"/>
       <w:r>
         <w:lastRenderedPageBreak/>
         <w:t>Estrategias de contenido</w:t>
@@ -6242,7 +6240,7 @@
       <w:pPr>
         <w:pStyle w:val="Ttulo2"/>
       </w:pPr>
-      <w:bookmarkStart w:id="9" w:name="_Toc207620991"/>
+      <w:bookmarkStart w:id="9" w:name="_Toc208928041"/>
       <w:r>
         <w:t>Tipos</w:t>
       </w:r>
@@ -6277,7 +6275,7 @@
       <w:pPr>
         <w:pStyle w:val="Ttulo2"/>
       </w:pPr>
-      <w:bookmarkStart w:id="10" w:name="_Toc207620992"/>
+      <w:bookmarkStart w:id="10" w:name="_Toc208928042"/>
       <w:r>
         <w:t>Componentes</w:t>
       </w:r>
@@ -6472,7 +6470,7 @@
       <w:pPr>
         <w:pStyle w:val="Ttulo2"/>
       </w:pPr>
-      <w:bookmarkStart w:id="11" w:name="_Toc207620993"/>
+      <w:bookmarkStart w:id="11" w:name="_Toc208928043"/>
       <w:r>
         <w:t>Adaptabilidad</w:t>
       </w:r>
@@ -6676,7 +6674,7 @@
       <w:pPr>
         <w:pStyle w:val="Ttulo2"/>
       </w:pPr>
-      <w:bookmarkStart w:id="12" w:name="_Toc207620994"/>
+      <w:bookmarkStart w:id="12" w:name="_Toc208928044"/>
       <w:r>
         <w:t>Viralidad</w:t>
       </w:r>
@@ -6854,7 +6852,7 @@
       <w:pPr>
         <w:pStyle w:val="Ttulo2"/>
       </w:pPr>
-      <w:bookmarkStart w:id="13" w:name="_Toc207620995"/>
+      <w:bookmarkStart w:id="13" w:name="_Toc208928045"/>
       <w:r>
         <w:t>Automatización</w:t>
       </w:r>
@@ -7612,7 +7610,7 @@
       <w:pPr>
         <w:pStyle w:val="Ttulo2"/>
       </w:pPr>
-      <w:bookmarkStart w:id="14" w:name="_Toc207620996"/>
+      <w:bookmarkStart w:id="14" w:name="_Toc208928046"/>
       <w:r>
         <w:t>Inteligencia artificial</w:t>
       </w:r>
@@ -8222,7 +8220,7 @@
       <w:pPr>
         <w:pStyle w:val="Ttulo1"/>
       </w:pPr>
-      <w:bookmarkStart w:id="15" w:name="_Toc207620997"/>
+      <w:bookmarkStart w:id="15" w:name="_Toc208928047"/>
       <w:r>
         <w:lastRenderedPageBreak/>
         <w:t xml:space="preserve">Publicación y </w:t>
@@ -8733,7 +8731,7 @@
       <w:pPr>
         <w:pStyle w:val="Ttulo1"/>
       </w:pPr>
-      <w:bookmarkStart w:id="16" w:name="_Toc207620998"/>
+      <w:bookmarkStart w:id="16" w:name="_Toc208928048"/>
       <w:r>
         <w:lastRenderedPageBreak/>
         <w:t>Interacción</w:t>
@@ -8903,7 +8901,7 @@
       <w:pPr>
         <w:pStyle w:val="Ttulo2"/>
       </w:pPr>
-      <w:bookmarkStart w:id="17" w:name="_Toc207620999"/>
+      <w:bookmarkStart w:id="17" w:name="_Toc208928049"/>
       <w:r>
         <w:t>Principios</w:t>
       </w:r>
@@ -8933,7 +8931,7 @@
       <w:pPr>
         <w:pStyle w:val="Ttulo2"/>
       </w:pPr>
-      <w:bookmarkStart w:id="18" w:name="_Toc207621000"/>
+      <w:bookmarkStart w:id="18" w:name="_Toc208928050"/>
       <w:r>
         <w:t>Fomento</w:t>
       </w:r>
@@ -9320,7 +9318,7 @@
       <w:pPr>
         <w:pStyle w:val="Ttulo2"/>
       </w:pPr>
-      <w:bookmarkStart w:id="19" w:name="_Toc207621001"/>
+      <w:bookmarkStart w:id="19" w:name="_Toc208928051"/>
       <w:r>
         <w:t>Medición de participación</w:t>
       </w:r>
@@ -9524,7 +9522,7 @@
       <w:pPr>
         <w:pStyle w:val="Ttulo1"/>
       </w:pPr>
-      <w:bookmarkStart w:id="20" w:name="_Toc207621002"/>
+      <w:bookmarkStart w:id="20" w:name="_Toc208928052"/>
       <w:r>
         <w:lastRenderedPageBreak/>
         <w:t xml:space="preserve">Confidencialidad de la </w:t>
@@ -9554,7 +9552,7 @@
       <w:pPr>
         <w:pStyle w:val="Ttulo2"/>
       </w:pPr>
-      <w:bookmarkStart w:id="21" w:name="_Toc207621003"/>
+      <w:bookmarkStart w:id="21" w:name="_Toc208928053"/>
       <w:r>
         <w:t>Normatividad</w:t>
       </w:r>
@@ -9624,7 +9622,19 @@
         <w:rPr>
           <w:lang w:val="es-419" w:eastAsia="es-CO"/>
         </w:rPr>
-        <w:t>: regula el tratamiento de datos personales y establece derechos como el habeas data.</w:t>
+        <w:t xml:space="preserve">: regula el tratamiento de datos personales y establece derechos como el </w:t>
+      </w:r>
+      <w:r>
+        <w:rPr>
+          <w:rStyle w:val="Extranjerismo"/>
+        </w:rPr>
+        <w:t>habeas data</w:t>
+      </w:r>
+      <w:r>
+        <w:rPr>
+          <w:lang w:val="es-419" w:eastAsia="es-CO"/>
+        </w:rPr>
+        <w:t>.</w:t>
       </w:r>
     </w:p>
     <w:p>
@@ -9704,7 +9714,7 @@
       <w:pPr>
         <w:pStyle w:val="Ttulo2"/>
       </w:pPr>
-      <w:bookmarkStart w:id="22" w:name="_Toc207621004"/>
+      <w:bookmarkStart w:id="22" w:name="_Toc208928054"/>
       <w:r>
         <w:t xml:space="preserve">Privacidad de datos en redes </w:t>
       </w:r>
@@ -9748,10 +9758,10 @@
           <w:lang w:val="es-419" w:eastAsia="es-CO"/>
         </w:rPr>
         <w:drawing>
-          <wp:inline distT="0" distB="0" distL="0" distR="0" wp14:anchorId="79A58EBE" wp14:editId="7E982F58">
+          <wp:inline distT="0" distB="0" distL="0" distR="0" wp14:anchorId="79A58EBE" wp14:editId="53D0C989">
             <wp:extent cx="6332220" cy="2704465"/>
             <wp:effectExtent l="0" t="0" r="0" b="635"/>
-            <wp:docPr id="4" name="Imagen 4" descr="Consentimiento explícito: las plataformas deben obtener autorización clara para el uso de datos personales.&#10;Configuraciones de privacidad: los usuarios deben tener control sobre quién accede a su información.&#10;Cifrado de datos: la seguridad en la transmisión de información es esencial para evitar filtraciones.&#10;Uso de algoritmos de IA: la recopilación de datos debe ser transparente y ética.&#10;"/>
+            <wp:docPr id="4" name="Imagen 4" descr="La figura muestra cuatro aspectos claves de privacidad de datos en redes sociales.&#10;Consentimiento explícito: las plataformas deben obtener autorización clara para el uso de datos personales.&#10;Configuraciones de privacidad: los usuarios deben tener control sobre quién accede a su información.&#10;Cifrado de datos: la seguridad en la transmisión de información es esencial para evitar filtraciones.&#10;Uso de algoritmos de IA: la recopilación de datos debe ser transparente y ética.&#10;"/>
             <wp:cNvGraphicFramePr>
               <a:graphicFrameLocks xmlns:a="http://schemas.openxmlformats.org/drawingml/2006/main" noChangeAspect="1"/>
             </wp:cNvGraphicFramePr>
@@ -9759,7 +9769,7 @@
               <a:graphicData uri="http://schemas.openxmlformats.org/drawingml/2006/picture">
                 <pic:pic xmlns:pic="http://schemas.openxmlformats.org/drawingml/2006/picture">
                   <pic:nvPicPr>
-                    <pic:cNvPr id="4" name="Imagen 4" descr="Consentimiento explícito: las plataformas deben obtener autorización clara para el uso de datos personales.&#10;Configuraciones de privacidad: los usuarios deben tener control sobre quién accede a su información.&#10;Cifrado de datos: la seguridad en la transmisión de información es esencial para evitar filtraciones.&#10;Uso de algoritmos de IA: la recopilación de datos debe ser transparente y ética.&#10;"/>
+                    <pic:cNvPr id="4" name="Imagen 4" descr="La figura muestra cuatro aspectos claves de privacidad de datos en redes sociales.&#10;Consentimiento explícito: las plataformas deben obtener autorización clara para el uso de datos personales.&#10;Configuraciones de privacidad: los usuarios deben tener control sobre quién accede a su información.&#10;Cifrado de datos: la seguridad en la transmisión de información es esencial para evitar filtraciones.&#10;Uso de algoritmos de IA: la recopilación de datos debe ser transparente y ética.&#10;"/>
                     <pic:cNvPicPr/>
                   </pic:nvPicPr>
                   <pic:blipFill>
@@ -9822,7 +9832,7 @@
       <w:pPr>
         <w:pStyle w:val="Ttulo2"/>
       </w:pPr>
-      <w:bookmarkStart w:id="23" w:name="_Toc207621005"/>
+      <w:bookmarkStart w:id="23" w:name="_Toc208928055"/>
       <w:r>
         <w:t>Ética en el manejo de la información</w:t>
       </w:r>
@@ -9953,7 +9963,7 @@
       <w:pPr>
         <w:pStyle w:val="Titulosgenerales"/>
       </w:pPr>
-      <w:bookmarkStart w:id="24" w:name="_Toc207621006"/>
+      <w:bookmarkStart w:id="24" w:name="_Toc208928056"/>
       <w:r>
         <w:lastRenderedPageBreak/>
         <w:t>Síntesis</w:t>
@@ -10062,7 +10072,7 @@
       <w:pPr>
         <w:pStyle w:val="Titulosgenerales"/>
       </w:pPr>
-      <w:bookmarkStart w:id="25" w:name="_Toc207621007"/>
+      <w:bookmarkStart w:id="25" w:name="_Toc208928057"/>
       <w:r>
         <w:lastRenderedPageBreak/>
         <w:t>Glosario</w:t>
@@ -10668,7 +10678,7 @@
       <w:pPr>
         <w:pStyle w:val="Titulosgenerales"/>
       </w:pPr>
-      <w:bookmarkStart w:id="26" w:name="_Toc207621008"/>
+      <w:bookmarkStart w:id="26" w:name="_Toc208928058"/>
       <w:r>
         <w:lastRenderedPageBreak/>
         <w:t>Material complementario</w:t>
@@ -11519,7 +11529,7 @@
       <w:pPr>
         <w:pStyle w:val="Titulosgenerales"/>
       </w:pPr>
-      <w:bookmarkStart w:id="27" w:name="_Toc207621009"/>
+      <w:bookmarkStart w:id="27" w:name="_Toc208928059"/>
       <w:r>
         <w:lastRenderedPageBreak/>
         <w:t>Referencias bibliográficas</w:t>
@@ -12233,7 +12243,7 @@
       <w:pPr>
         <w:pStyle w:val="Titulosgenerales"/>
       </w:pPr>
-      <w:bookmarkStart w:id="28" w:name="_Toc207621010"/>
+      <w:bookmarkStart w:id="28" w:name="_Toc208928060"/>
       <w:r>
         <w:lastRenderedPageBreak/>
         <w:t>C</w:t>
@@ -17073,6 +17083,26 @@
 </file>
 
 <file path=customXml/item1.xml><?xml version="1.0" encoding="utf-8"?>
+<p:properties xmlns:p="http://schemas.microsoft.com/office/2006/metadata/properties" xmlns:xsi="http://www.w3.org/2001/XMLSchema-instance" xmlns:pc="http://schemas.microsoft.com/office/infopath/2007/PartnerControls">
+  <documentManagement>
+    <TaxCatchAll xmlns="cb45339b-ced9-4d0d-8f64-77573914d53b"/>
+    <lcf76f155ced4ddcb4097134ff3c332f xmlns="43a3ca16-9c26-4813-b83f-4aec9927b43f">
+      <Terms xmlns="http://schemas.microsoft.com/office/infopath/2007/PartnerControls"/>
+    </lcf76f155ced4ddcb4097134ff3c332f>
+  </documentManagement>
+</p:properties>
+</file>
+
+<file path=customXml/item2.xml><?xml version="1.0" encoding="utf-8"?>
+<?mso-contentType ?>
+<FormTemplates xmlns="http://schemas.microsoft.com/sharepoint/v3/contenttype/forms">
+  <Display>DocumentLibraryForm</Display>
+  <Edit>DocumentLibraryForm</Edit>
+  <New>DocumentLibraryForm</New>
+</FormTemplates>
+</file>
+
+<file path=customXml/item3.xml><?xml version="1.0" encoding="utf-8"?>
 <ct:contentTypeSchema xmlns:ct="http://schemas.microsoft.com/office/2006/metadata/contentType" xmlns:ma="http://schemas.microsoft.com/office/2006/metadata/properties/metaAttributes" ct:_="" ma:_="" ma:contentTypeName="Documento" ma:contentTypeID="0x01010049282E1EDBE9234EA9E6D38F720E265F" ma:contentTypeVersion="15" ma:contentTypeDescription="Crear nuevo documento." ma:contentTypeScope="" ma:versionID="b31c7aa9eaf043a08b87120b3c4916e3">
   <xsd:schema xmlns:xsd="http://www.w3.org/2001/XMLSchema" xmlns:xs="http://www.w3.org/2001/XMLSchema" xmlns:p="http://schemas.microsoft.com/office/2006/metadata/properties" xmlns:ns2="cb45339b-ced9-4d0d-8f64-77573914d53b" xmlns:ns3="43a3ca16-9c26-4813-b83f-4aec9927b43f" targetNamespace="http://schemas.microsoft.com/office/2006/metadata/properties" ma:root="true" ma:fieldsID="3533d065b04d75c457075bc55f1f5315" ns2:_="" ns3:_="">
     <xsd:import namespace="cb45339b-ced9-4d0d-8f64-77573914d53b"/>
@@ -17307,31 +17337,30 @@
 </ct:contentTypeSchema>
 </file>
 
-<file path=customXml/item2.xml><?xml version="1.0" encoding="utf-8"?>
+<file path=customXml/item4.xml><?xml version="1.0" encoding="utf-8"?>
 <b:Sources xmlns:b="http://schemas.openxmlformats.org/officeDocument/2006/bibliography" xmlns="http://schemas.openxmlformats.org/officeDocument/2006/bibliography" SelectedStyle="\APASixthEditionOfficeOnline.xsl" StyleName="APA" Version="6"/>
 </file>
 
-<file path=customXml/item3.xml><?xml version="1.0" encoding="utf-8"?>
-<p:properties xmlns:p="http://schemas.microsoft.com/office/2006/metadata/properties" xmlns:xsi="http://www.w3.org/2001/XMLSchema-instance" xmlns:pc="http://schemas.microsoft.com/office/infopath/2007/PartnerControls">
-  <documentManagement>
-    <TaxCatchAll xmlns="cb45339b-ced9-4d0d-8f64-77573914d53b"/>
-    <lcf76f155ced4ddcb4097134ff3c332f xmlns="43a3ca16-9c26-4813-b83f-4aec9927b43f">
-      <Terms xmlns="http://schemas.microsoft.com/office/infopath/2007/PartnerControls"/>
-    </lcf76f155ced4ddcb4097134ff3c332f>
-  </documentManagement>
-</p:properties>
+<file path=customXml/itemProps1.xml><?xml version="1.0" encoding="utf-8"?>
+<ds:datastoreItem xmlns:ds="http://schemas.openxmlformats.org/officeDocument/2006/customXml" ds:itemID="{1145D752-ACC1-45E1-AB53-0C756F67FC7F}">
+  <ds:schemaRefs>
+    <ds:schemaRef ds:uri="http://schemas.microsoft.com/office/2006/metadata/properties"/>
+    <ds:schemaRef ds:uri="http://schemas.microsoft.com/office/infopath/2007/PartnerControls"/>
+    <ds:schemaRef ds:uri="cb45339b-ced9-4d0d-8f64-77573914d53b"/>
+    <ds:schemaRef ds:uri="43a3ca16-9c26-4813-b83f-4aec9927b43f"/>
+  </ds:schemaRefs>
+</ds:datastoreItem>
 </file>
 
-<file path=customXml/item4.xml><?xml version="1.0" encoding="utf-8"?>
-<?mso-contentType ?>
-<FormTemplates xmlns="http://schemas.microsoft.com/sharepoint/v3/contenttype/forms">
-  <Display>DocumentLibraryForm</Display>
-  <Edit>DocumentLibraryForm</Edit>
-  <New>DocumentLibraryForm</New>
-</FormTemplates>
+<file path=customXml/itemProps2.xml><?xml version="1.0" encoding="utf-8"?>
+<ds:datastoreItem xmlns:ds="http://schemas.openxmlformats.org/officeDocument/2006/customXml" ds:itemID="{81CBDEC1-3B00-44ED-AD36-0268077980BA}">
+  <ds:schemaRefs>
+    <ds:schemaRef ds:uri="http://schemas.microsoft.com/sharepoint/v3/contenttype/forms"/>
+  </ds:schemaRefs>
+</ds:datastoreItem>
 </file>
 
-<file path=customXml/itemProps1.xml><?xml version="1.0" encoding="utf-8"?>
+<file path=customXml/itemProps3.xml><?xml version="1.0" encoding="utf-8"?>
 <ds:datastoreItem xmlns:ds="http://schemas.openxmlformats.org/officeDocument/2006/customXml" ds:itemID="{DF43E046-DB0C-42D1-8C73-AE38B52F1ED7}">
   <ds:schemaRefs>
     <ds:schemaRef ds:uri="http://schemas.microsoft.com/office/2006/metadata/contentType"/>
@@ -17350,29 +17379,10 @@
 </ds:datastoreItem>
 </file>
 
-<file path=customXml/itemProps2.xml><?xml version="1.0" encoding="utf-8"?>
+<file path=customXml/itemProps4.xml><?xml version="1.0" encoding="utf-8"?>
 <ds:datastoreItem xmlns:ds="http://schemas.openxmlformats.org/officeDocument/2006/customXml" ds:itemID="{E8AB44A3-7C62-4BD2-82ED-8ABC209970FA}">
   <ds:schemaRefs>
     <ds:schemaRef ds:uri="http://schemas.openxmlformats.org/officeDocument/2006/bibliography"/>
   </ds:schemaRefs>
 </ds:datastoreItem>
-</file>
-
-<file path=customXml/itemProps3.xml><?xml version="1.0" encoding="utf-8"?>
-<ds:datastoreItem xmlns:ds="http://schemas.openxmlformats.org/officeDocument/2006/customXml" ds:itemID="{1145D752-ACC1-45E1-AB53-0C756F67FC7F}">
-  <ds:schemaRefs>
-    <ds:schemaRef ds:uri="http://schemas.microsoft.com/office/2006/metadata/properties"/>
-    <ds:schemaRef ds:uri="http://schemas.microsoft.com/office/infopath/2007/PartnerControls"/>
-    <ds:schemaRef ds:uri="cb45339b-ced9-4d0d-8f64-77573914d53b"/>
-    <ds:schemaRef ds:uri="43a3ca16-9c26-4813-b83f-4aec9927b43f"/>
-  </ds:schemaRefs>
-</ds:datastoreItem>
-</file>
-
-<file path=customXml/itemProps4.xml><?xml version="1.0" encoding="utf-8"?>
-<ds:datastoreItem xmlns:ds="http://schemas.openxmlformats.org/officeDocument/2006/customXml" ds:itemID="{81CBDEC1-3B00-44ED-AD36-0268077980BA}">
-  <ds:schemaRefs>
-    <ds:schemaRef ds:uri="http://schemas.microsoft.com/sharepoint/v3/contenttype/forms"/>
-  </ds:schemaRefs>
-</ds:datastoreItem>
 </file>
--- a/fuentes/CFA1_63220007_DU.docx
+++ b/fuentes/CFA1_63220007_DU.docx
@@ -92,7 +92,7 @@
               </wp:anchor>
             </w:drawing>
           </mc:Choice>
-          <mc:Fallback xmlns:w16sdtfl="http://schemas.microsoft.com/office/word/2024/wordml/sdtformatlock" xmlns:w16du="http://schemas.microsoft.com/office/word/2023/wordml/word16du" xmlns:oel="http://schemas.microsoft.com/office/2019/extlst">
+          <mc:Fallback xmlns:oel="http://schemas.microsoft.com/office/2019/extlst" xmlns:w16du="http://schemas.microsoft.com/office/word/2023/wordml/word16du" xmlns:w16sdtfl="http://schemas.microsoft.com/office/word/2024/wordml/sdtformatlock">
             <w:pict>
               <v:rect w14:anchorId="4E7873B1" id="Rectángulo 3" o:spid="_x0000_s1026" alt="&quot;&quot;" style="position:absolute;margin-left:-54pt;margin-top:31.65pt;width:613.85pt;height:204pt;z-index:-251655168;visibility:visible;mso-wrap-style:square;mso-height-percent:0;mso-wrap-distance-left:9pt;mso-wrap-distance-top:0;mso-wrap-distance-right:9pt;mso-wrap-distance-bottom:0;mso-position-horizontal:absolute;mso-position-horizontal-relative:text;mso-position-vertical:absolute;mso-position-vertical-relative:text;mso-height-percent:0;mso-height-relative:margin;v-text-anchor:middle" o:gfxdata="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" fillcolor="#00314d" stroked="f" strokeweight="1pt"/>
             </w:pict>
@@ -597,7 +597,7 @@
           <w:r>
             <w:fldChar w:fldCharType="separate"/>
           </w:r>
-          <w:hyperlink w:anchor="_Toc208928032" w:history="1">
+          <w:hyperlink w:anchor="_Toc209079249" w:history="1">
             <w:r>
               <w:rPr>
                 <w:rStyle w:val="Hipervnculo"/>
@@ -624,7 +624,7 @@
                 <w:noProof/>
                 <w:webHidden/>
               </w:rPr>
-              <w:instrText xml:space="preserve"> PAGEREF _Toc208928032 \h </w:instrText>
+              <w:instrText xml:space="preserve"> PAGEREF _Toc209079249 \h </w:instrText>
             </w:r>
             <w:r>
               <w:rPr>
@@ -671,7 +671,7 @@
               <w14:ligatures w14:val="none"/>
             </w:rPr>
           </w:pPr>
-          <w:hyperlink w:anchor="_Toc208928033" w:history="1">
+          <w:hyperlink w:anchor="_Toc209079250" w:history="1">
             <w:r>
               <w:rPr>
                 <w:rStyle w:val="Hipervnculo"/>
@@ -716,7 +716,7 @@
                 <w:noProof/>
                 <w:webHidden/>
               </w:rPr>
-              <w:instrText xml:space="preserve"> PAGEREF _Toc208928033 \h </w:instrText>
+              <w:instrText xml:space="preserve"> PAGEREF _Toc209079250 \h </w:instrText>
             </w:r>
             <w:r>
               <w:rPr>
@@ -759,7 +759,7 @@
               <w14:ligatures w14:val="none"/>
             </w:rPr>
           </w:pPr>
-          <w:hyperlink w:anchor="_Toc208928034" w:history="1">
+          <w:hyperlink w:anchor="_Toc209079251" w:history="1">
             <w:r>
               <w:rPr>
                 <w:rStyle w:val="Hipervnculo"/>
@@ -804,7 +804,7 @@
                 <w:noProof/>
                 <w:webHidden/>
               </w:rPr>
-              <w:instrText xml:space="preserve"> PAGEREF _Toc208928034 \h </w:instrText>
+              <w:instrText xml:space="preserve"> PAGEREF _Toc209079251 \h </w:instrText>
             </w:r>
             <w:r>
               <w:rPr>
@@ -847,7 +847,7 @@
               <w14:ligatures w14:val="none"/>
             </w:rPr>
           </w:pPr>
-          <w:hyperlink w:anchor="_Toc208928035" w:history="1">
+          <w:hyperlink w:anchor="_Toc209079252" w:history="1">
             <w:r>
               <w:rPr>
                 <w:rStyle w:val="Hipervnculo"/>
@@ -892,7 +892,7 @@
                 <w:noProof/>
                 <w:webHidden/>
               </w:rPr>
-              <w:instrText xml:space="preserve"> PAGEREF _Toc208928035 \h </w:instrText>
+              <w:instrText xml:space="preserve"> PAGEREF _Toc209079252 \h </w:instrText>
             </w:r>
             <w:r>
               <w:rPr>
@@ -939,7 +939,7 @@
               <w14:ligatures w14:val="none"/>
             </w:rPr>
           </w:pPr>
-          <w:hyperlink w:anchor="_Toc208928036" w:history="1">
+          <w:hyperlink w:anchor="_Toc209079253" w:history="1">
             <w:r>
               <w:rPr>
                 <w:rStyle w:val="Hipervnculo"/>
@@ -984,7 +984,7 @@
                 <w:noProof/>
                 <w:webHidden/>
               </w:rPr>
-              <w:instrText xml:space="preserve"> PAGEREF _Toc208928036 \h </w:instrText>
+              <w:instrText xml:space="preserve"> PAGEREF _Toc209079253 \h </w:instrText>
             </w:r>
             <w:r>
               <w:rPr>
@@ -1027,7 +1027,7 @@
               <w14:ligatures w14:val="none"/>
             </w:rPr>
           </w:pPr>
-          <w:hyperlink w:anchor="_Toc208928037" w:history="1">
+          <w:hyperlink w:anchor="_Toc209079254" w:history="1">
             <w:r>
               <w:rPr>
                 <w:rStyle w:val="Hipervnculo"/>
@@ -1072,7 +1072,7 @@
                 <w:noProof/>
                 <w:webHidden/>
               </w:rPr>
-              <w:instrText xml:space="preserve"> PAGEREF _Toc208928037 \h </w:instrText>
+              <w:instrText xml:space="preserve"> PAGEREF _Toc209079254 \h </w:instrText>
             </w:r>
             <w:r>
               <w:rPr>
@@ -1115,7 +1115,7 @@
               <w14:ligatures w14:val="none"/>
             </w:rPr>
           </w:pPr>
-          <w:hyperlink w:anchor="_Toc208928038" w:history="1">
+          <w:hyperlink w:anchor="_Toc209079255" w:history="1">
             <w:r>
               <w:rPr>
                 <w:rStyle w:val="Hipervnculo"/>
@@ -1160,7 +1160,7 @@
                 <w:noProof/>
                 <w:webHidden/>
               </w:rPr>
-              <w:instrText xml:space="preserve"> PAGEREF _Toc208928038 \h </w:instrText>
+              <w:instrText xml:space="preserve"> PAGEREF _Toc209079255 \h </w:instrText>
             </w:r>
             <w:r>
               <w:rPr>
@@ -1203,7 +1203,7 @@
               <w14:ligatures w14:val="none"/>
             </w:rPr>
           </w:pPr>
-          <w:hyperlink w:anchor="_Toc208928039" w:history="1">
+          <w:hyperlink w:anchor="_Toc209079256" w:history="1">
             <w:r>
               <w:rPr>
                 <w:rStyle w:val="Hipervnculo"/>
@@ -1248,7 +1248,7 @@
                 <w:noProof/>
                 <w:webHidden/>
               </w:rPr>
-              <w:instrText xml:space="preserve"> PAGEREF _Toc208928039 \h </w:instrText>
+              <w:instrText xml:space="preserve"> PAGEREF _Toc209079256 \h </w:instrText>
             </w:r>
             <w:r>
               <w:rPr>
@@ -1295,7 +1295,7 @@
               <w14:ligatures w14:val="none"/>
             </w:rPr>
           </w:pPr>
-          <w:hyperlink w:anchor="_Toc208928040" w:history="1">
+          <w:hyperlink w:anchor="_Toc209079257" w:history="1">
             <w:r>
               <w:rPr>
                 <w:rStyle w:val="Hipervnculo"/>
@@ -1340,7 +1340,7 @@
                 <w:noProof/>
                 <w:webHidden/>
               </w:rPr>
-              <w:instrText xml:space="preserve"> PAGEREF _Toc208928040 \h </w:instrText>
+              <w:instrText xml:space="preserve"> PAGEREF _Toc209079257 \h </w:instrText>
             </w:r>
             <w:r>
               <w:rPr>
@@ -1383,7 +1383,7 @@
               <w14:ligatures w14:val="none"/>
             </w:rPr>
           </w:pPr>
-          <w:hyperlink w:anchor="_Toc208928041" w:history="1">
+          <w:hyperlink w:anchor="_Toc209079258" w:history="1">
             <w:r>
               <w:rPr>
                 <w:rStyle w:val="Hipervnculo"/>
@@ -1428,7 +1428,7 @@
                 <w:noProof/>
                 <w:webHidden/>
               </w:rPr>
-              <w:instrText xml:space="preserve"> PAGEREF _Toc208928041 \h </w:instrText>
+              <w:instrText xml:space="preserve"> PAGEREF _Toc209079258 \h </w:instrText>
             </w:r>
             <w:r>
               <w:rPr>
@@ -1471,7 +1471,7 @@
               <w14:ligatures w14:val="none"/>
             </w:rPr>
           </w:pPr>
-          <w:hyperlink w:anchor="_Toc208928042" w:history="1">
+          <w:hyperlink w:anchor="_Toc209079259" w:history="1">
             <w:r>
               <w:rPr>
                 <w:rStyle w:val="Hipervnculo"/>
@@ -1516,7 +1516,7 @@
                 <w:noProof/>
                 <w:webHidden/>
               </w:rPr>
-              <w:instrText xml:space="preserve"> PAGEREF _Toc208928042 \h </w:instrText>
+              <w:instrText xml:space="preserve"> PAGEREF _Toc209079259 \h </w:instrText>
             </w:r>
             <w:r>
               <w:rPr>
@@ -1559,7 +1559,7 @@
               <w14:ligatures w14:val="none"/>
             </w:rPr>
           </w:pPr>
-          <w:hyperlink w:anchor="_Toc208928043" w:history="1">
+          <w:hyperlink w:anchor="_Toc209079260" w:history="1">
             <w:r>
               <w:rPr>
                 <w:rStyle w:val="Hipervnculo"/>
@@ -1604,7 +1604,7 @@
                 <w:noProof/>
                 <w:webHidden/>
               </w:rPr>
-              <w:instrText xml:space="preserve"> PAGEREF _Toc208928043 \h </w:instrText>
+              <w:instrText xml:space="preserve"> PAGEREF _Toc209079260 \h </w:instrText>
             </w:r>
             <w:r>
               <w:rPr>
@@ -1647,7 +1647,7 @@
               <w14:ligatures w14:val="none"/>
             </w:rPr>
           </w:pPr>
-          <w:hyperlink w:anchor="_Toc208928044" w:history="1">
+          <w:hyperlink w:anchor="_Toc209079261" w:history="1">
             <w:r>
               <w:rPr>
                 <w:rStyle w:val="Hipervnculo"/>
@@ -1692,7 +1692,7 @@
                 <w:noProof/>
                 <w:webHidden/>
               </w:rPr>
-              <w:instrText xml:space="preserve"> PAGEREF _Toc208928044 \h </w:instrText>
+              <w:instrText xml:space="preserve"> PAGEREF _Toc209079261 \h </w:instrText>
             </w:r>
             <w:r>
               <w:rPr>
@@ -1735,7 +1735,7 @@
               <w14:ligatures w14:val="none"/>
             </w:rPr>
           </w:pPr>
-          <w:hyperlink w:anchor="_Toc208928045" w:history="1">
+          <w:hyperlink w:anchor="_Toc209079262" w:history="1">
             <w:r>
               <w:rPr>
                 <w:rStyle w:val="Hipervnculo"/>
@@ -1780,7 +1780,7 @@
                 <w:noProof/>
                 <w:webHidden/>
               </w:rPr>
-              <w:instrText xml:space="preserve"> PAGEREF _Toc208928045 \h </w:instrText>
+              <w:instrText xml:space="preserve"> PAGEREF _Toc209079262 \h </w:instrText>
             </w:r>
             <w:r>
               <w:rPr>
@@ -1823,7 +1823,7 @@
               <w14:ligatures w14:val="none"/>
             </w:rPr>
           </w:pPr>
-          <w:hyperlink w:anchor="_Toc208928046" w:history="1">
+          <w:hyperlink w:anchor="_Toc209079263" w:history="1">
             <w:r>
               <w:rPr>
                 <w:rStyle w:val="Hipervnculo"/>
@@ -1868,7 +1868,7 @@
                 <w:noProof/>
                 <w:webHidden/>
               </w:rPr>
-              <w:instrText xml:space="preserve"> PAGEREF _Toc208928046 \h </w:instrText>
+              <w:instrText xml:space="preserve"> PAGEREF _Toc209079263 \h </w:instrText>
             </w:r>
             <w:r>
               <w:rPr>
@@ -1915,7 +1915,7 @@
               <w14:ligatures w14:val="none"/>
             </w:rPr>
           </w:pPr>
-          <w:hyperlink w:anchor="_Toc208928047" w:history="1">
+          <w:hyperlink w:anchor="_Toc209079264" w:history="1">
             <w:r>
               <w:rPr>
                 <w:rStyle w:val="Hipervnculo"/>
@@ -1969,7 +1969,7 @@
                 <w:noProof/>
                 <w:webHidden/>
               </w:rPr>
-              <w:instrText xml:space="preserve"> PAGEREF _Toc208928047 \h </w:instrText>
+              <w:instrText xml:space="preserve"> PAGEREF _Toc209079264 \h </w:instrText>
             </w:r>
             <w:r>
               <w:rPr>
@@ -2016,7 +2016,7 @@
               <w14:ligatures w14:val="none"/>
             </w:rPr>
           </w:pPr>
-          <w:hyperlink w:anchor="_Toc208928048" w:history="1">
+          <w:hyperlink w:anchor="_Toc209079265" w:history="1">
             <w:r>
               <w:rPr>
                 <w:rStyle w:val="Hipervnculo"/>
@@ -2061,7 +2061,7 @@
                 <w:noProof/>
                 <w:webHidden/>
               </w:rPr>
-              <w:instrText xml:space="preserve"> PAGEREF _Toc208928048 \h </w:instrText>
+              <w:instrText xml:space="preserve"> PAGEREF _Toc209079265 \h </w:instrText>
             </w:r>
             <w:r>
               <w:rPr>
@@ -2104,7 +2104,7 @@
               <w14:ligatures w14:val="none"/>
             </w:rPr>
           </w:pPr>
-          <w:hyperlink w:anchor="_Toc208928049" w:history="1">
+          <w:hyperlink w:anchor="_Toc209079266" w:history="1">
             <w:r>
               <w:rPr>
                 <w:rStyle w:val="Hipervnculo"/>
@@ -2149,7 +2149,7 @@
                 <w:noProof/>
                 <w:webHidden/>
               </w:rPr>
-              <w:instrText xml:space="preserve"> PAGEREF _Toc208928049 \h </w:instrText>
+              <w:instrText xml:space="preserve"> PAGEREF _Toc209079266 \h </w:instrText>
             </w:r>
             <w:r>
               <w:rPr>
@@ -2192,7 +2192,7 @@
               <w14:ligatures w14:val="none"/>
             </w:rPr>
           </w:pPr>
-          <w:hyperlink w:anchor="_Toc208928050" w:history="1">
+          <w:hyperlink w:anchor="_Toc209079267" w:history="1">
             <w:r>
               <w:rPr>
                 <w:rStyle w:val="Hipervnculo"/>
@@ -2237,7 +2237,7 @@
                 <w:noProof/>
                 <w:webHidden/>
               </w:rPr>
-              <w:instrText xml:space="preserve"> PAGEREF _Toc208928050 \h </w:instrText>
+              <w:instrText xml:space="preserve"> PAGEREF _Toc209079267 \h </w:instrText>
             </w:r>
             <w:r>
               <w:rPr>
@@ -2280,7 +2280,7 @@
               <w14:ligatures w14:val="none"/>
             </w:rPr>
           </w:pPr>
-          <w:hyperlink w:anchor="_Toc208928051" w:history="1">
+          <w:hyperlink w:anchor="_Toc209079268" w:history="1">
             <w:r>
               <w:rPr>
                 <w:rStyle w:val="Hipervnculo"/>
@@ -2325,7 +2325,7 @@
                 <w:noProof/>
                 <w:webHidden/>
               </w:rPr>
-              <w:instrText xml:space="preserve"> PAGEREF _Toc208928051 \h </w:instrText>
+              <w:instrText xml:space="preserve"> PAGEREF _Toc209079268 \h </w:instrText>
             </w:r>
             <w:r>
               <w:rPr>
@@ -2372,7 +2372,7 @@
               <w14:ligatures w14:val="none"/>
             </w:rPr>
           </w:pPr>
-          <w:hyperlink w:anchor="_Toc208928052" w:history="1">
+          <w:hyperlink w:anchor="_Toc209079269" w:history="1">
             <w:r>
               <w:rPr>
                 <w:rStyle w:val="Hipervnculo"/>
@@ -2417,7 +2417,7 @@
                 <w:noProof/>
                 <w:webHidden/>
               </w:rPr>
-              <w:instrText xml:space="preserve"> PAGEREF _Toc208928052 \h </w:instrText>
+              <w:instrText xml:space="preserve"> PAGEREF _Toc209079269 \h </w:instrText>
             </w:r>
             <w:r>
               <w:rPr>
@@ -2460,7 +2460,7 @@
               <w14:ligatures w14:val="none"/>
             </w:rPr>
           </w:pPr>
-          <w:hyperlink w:anchor="_Toc208928053" w:history="1">
+          <w:hyperlink w:anchor="_Toc209079270" w:history="1">
             <w:r>
               <w:rPr>
                 <w:rStyle w:val="Hipervnculo"/>
@@ -2505,7 +2505,7 @@
                 <w:noProof/>
                 <w:webHidden/>
               </w:rPr>
-              <w:instrText xml:space="preserve"> PAGEREF _Toc208928053 \h </w:instrText>
+              <w:instrText xml:space="preserve"> PAGEREF _Toc209079270 \h </w:instrText>
             </w:r>
             <w:r>
               <w:rPr>
@@ -2548,7 +2548,7 @@
               <w14:ligatures w14:val="none"/>
             </w:rPr>
           </w:pPr>
-          <w:hyperlink w:anchor="_Toc208928054" w:history="1">
+          <w:hyperlink w:anchor="_Toc209079271" w:history="1">
             <w:r>
               <w:rPr>
                 <w:rStyle w:val="Hipervnculo"/>
@@ -2593,7 +2593,7 @@
                 <w:noProof/>
                 <w:webHidden/>
               </w:rPr>
-              <w:instrText xml:space="preserve"> PAGEREF _Toc208928054 \h </w:instrText>
+              <w:instrText xml:space="preserve"> PAGEREF _Toc209079271 \h </w:instrText>
             </w:r>
             <w:r>
               <w:rPr>
@@ -2636,7 +2636,7 @@
               <w14:ligatures w14:val="none"/>
             </w:rPr>
           </w:pPr>
-          <w:hyperlink w:anchor="_Toc208928055" w:history="1">
+          <w:hyperlink w:anchor="_Toc209079272" w:history="1">
             <w:r>
               <w:rPr>
                 <w:rStyle w:val="Hipervnculo"/>
@@ -2681,7 +2681,7 @@
                 <w:noProof/>
                 <w:webHidden/>
               </w:rPr>
-              <w:instrText xml:space="preserve"> PAGEREF _Toc208928055 \h </w:instrText>
+              <w:instrText xml:space="preserve"> PAGEREF _Toc209079272 \h </w:instrText>
             </w:r>
             <w:r>
               <w:rPr>
@@ -2727,7 +2727,7 @@
               <w14:ligatures w14:val="none"/>
             </w:rPr>
           </w:pPr>
-          <w:hyperlink w:anchor="_Toc208928056" w:history="1">
+          <w:hyperlink w:anchor="_Toc209079273" w:history="1">
             <w:r>
               <w:rPr>
                 <w:rStyle w:val="Hipervnculo"/>
@@ -2754,7 +2754,7 @@
                 <w:noProof/>
                 <w:webHidden/>
               </w:rPr>
-              <w:instrText xml:space="preserve"> PAGEREF _Toc208928056 \h </w:instrText>
+              <w:instrText xml:space="preserve"> PAGEREF _Toc209079273 \h </w:instrText>
             </w:r>
             <w:r>
               <w:rPr>
@@ -2800,7 +2800,7 @@
               <w14:ligatures w14:val="none"/>
             </w:rPr>
           </w:pPr>
-          <w:hyperlink w:anchor="_Toc208928057" w:history="1">
+          <w:hyperlink w:anchor="_Toc209079274" w:history="1">
             <w:r>
               <w:rPr>
                 <w:rStyle w:val="Hipervnculo"/>
@@ -2827,7 +2827,7 @@
                 <w:noProof/>
                 <w:webHidden/>
               </w:rPr>
-              <w:instrText xml:space="preserve"> PAGEREF _Toc208928057 \h </w:instrText>
+              <w:instrText xml:space="preserve"> PAGEREF _Toc209079274 \h </w:instrText>
             </w:r>
             <w:r>
               <w:rPr>
@@ -2873,7 +2873,7 @@
               <w14:ligatures w14:val="none"/>
             </w:rPr>
           </w:pPr>
-          <w:hyperlink w:anchor="_Toc208928058" w:history="1">
+          <w:hyperlink w:anchor="_Toc209079275" w:history="1">
             <w:r>
               <w:rPr>
                 <w:rStyle w:val="Hipervnculo"/>
@@ -2900,7 +2900,7 @@
                 <w:noProof/>
                 <w:webHidden/>
               </w:rPr>
-              <w:instrText xml:space="preserve"> PAGEREF _Toc208928058 \h </w:instrText>
+              <w:instrText xml:space="preserve"> PAGEREF _Toc209079275 \h </w:instrText>
             </w:r>
             <w:r>
               <w:rPr>
@@ -2946,7 +2946,7 @@
               <w14:ligatures w14:val="none"/>
             </w:rPr>
           </w:pPr>
-          <w:hyperlink w:anchor="_Toc208928059" w:history="1">
+          <w:hyperlink w:anchor="_Toc209079276" w:history="1">
             <w:r>
               <w:rPr>
                 <w:rStyle w:val="Hipervnculo"/>
@@ -2973,7 +2973,7 @@
                 <w:noProof/>
                 <w:webHidden/>
               </w:rPr>
-              <w:instrText xml:space="preserve"> PAGEREF _Toc208928059 \h </w:instrText>
+              <w:instrText xml:space="preserve"> PAGEREF _Toc209079276 \h </w:instrText>
             </w:r>
             <w:r>
               <w:rPr>
@@ -3019,7 +3019,7 @@
               <w14:ligatures w14:val="none"/>
             </w:rPr>
           </w:pPr>
-          <w:hyperlink w:anchor="_Toc208928060" w:history="1">
+          <w:hyperlink w:anchor="_Toc209079277" w:history="1">
             <w:r>
               <w:rPr>
                 <w:rStyle w:val="Hipervnculo"/>
@@ -3046,7 +3046,7 @@
                 <w:noProof/>
                 <w:webHidden/>
               </w:rPr>
-              <w:instrText xml:space="preserve"> PAGEREF _Toc208928060 \h </w:instrText>
+              <w:instrText xml:space="preserve"> PAGEREF _Toc209079277 \h </w:instrText>
             </w:r>
             <w:r>
               <w:rPr>
@@ -3111,7 +3111,7 @@
       <w:pPr>
         <w:pStyle w:val="Titulosgenerales"/>
       </w:pPr>
-      <w:bookmarkStart w:id="0" w:name="_Toc208928032"/>
+      <w:bookmarkStart w:id="0" w:name="_Toc209079249"/>
       <w:r>
         <w:lastRenderedPageBreak/>
         <w:t>Introducción</w:t>
@@ -3472,7 +3472,7 @@
       <w:pPr>
         <w:pStyle w:val="Ttulo1"/>
       </w:pPr>
-      <w:bookmarkStart w:id="1" w:name="_Toc208928033"/>
+      <w:bookmarkStart w:id="1" w:name="_Toc209079250"/>
       <w:r>
         <w:lastRenderedPageBreak/>
         <w:t>Ecosistema digital</w:t>
@@ -3574,7 +3574,7 @@
       <w:pPr>
         <w:pStyle w:val="Ttulo2"/>
       </w:pPr>
-      <w:bookmarkStart w:id="2" w:name="_Toc208928034"/>
+      <w:bookmarkStart w:id="2" w:name="_Toc209079251"/>
       <w:r>
         <w:t>Redes sociales</w:t>
       </w:r>
@@ -5124,7 +5124,7 @@
       <w:pPr>
         <w:pStyle w:val="Ttulo2"/>
       </w:pPr>
-      <w:bookmarkStart w:id="3" w:name="_Toc208928035"/>
+      <w:bookmarkStart w:id="3" w:name="_Toc209079252"/>
       <w:r>
         <w:lastRenderedPageBreak/>
         <w:t>Audiencias</w:t>
@@ -5494,7 +5494,7 @@
       <w:pPr>
         <w:pStyle w:val="Ttulo1"/>
       </w:pPr>
-      <w:bookmarkStart w:id="4" w:name="_Toc208928036"/>
+      <w:bookmarkStart w:id="4" w:name="_Toc209079253"/>
       <w:r>
         <w:lastRenderedPageBreak/>
         <w:t>Plan de redes sociales</w:t>
@@ -5518,7 +5518,7 @@
       <w:pPr>
         <w:pStyle w:val="Ttulo2"/>
       </w:pPr>
-      <w:bookmarkStart w:id="5" w:name="_Toc208928037"/>
+      <w:bookmarkStart w:id="5" w:name="_Toc209079254"/>
       <w:r>
         <w:t>Elementos</w:t>
       </w:r>
@@ -5671,7 +5671,7 @@
       <w:pPr>
         <w:pStyle w:val="Ttulo2"/>
       </w:pPr>
-      <w:bookmarkStart w:id="6" w:name="_Toc208928038"/>
+      <w:bookmarkStart w:id="6" w:name="_Toc209079255"/>
       <w:r>
         <w:t>Características</w:t>
       </w:r>
@@ -5848,7 +5848,7 @@
       <w:pPr>
         <w:pStyle w:val="Ttulo2"/>
       </w:pPr>
-      <w:bookmarkStart w:id="7" w:name="_Toc208928039"/>
+      <w:bookmarkStart w:id="7" w:name="_Toc209079256"/>
       <w:r>
         <w:t>Estructura</w:t>
       </w:r>
@@ -6216,7 +6216,7 @@
       <w:pPr>
         <w:pStyle w:val="Ttulo1"/>
       </w:pPr>
-      <w:bookmarkStart w:id="8" w:name="_Toc208928040"/>
+      <w:bookmarkStart w:id="8" w:name="_Toc209079257"/>
       <w:r>
         <w:lastRenderedPageBreak/>
         <w:t>Estrategias de contenido</w:t>
@@ -6240,7 +6240,7 @@
       <w:pPr>
         <w:pStyle w:val="Ttulo2"/>
       </w:pPr>
-      <w:bookmarkStart w:id="9" w:name="_Toc208928041"/>
+      <w:bookmarkStart w:id="9" w:name="_Toc209079258"/>
       <w:r>
         <w:t>Tipos</w:t>
       </w:r>
@@ -6275,7 +6275,7 @@
       <w:pPr>
         <w:pStyle w:val="Ttulo2"/>
       </w:pPr>
-      <w:bookmarkStart w:id="10" w:name="_Toc208928042"/>
+      <w:bookmarkStart w:id="10" w:name="_Toc209079259"/>
       <w:r>
         <w:t>Componentes</w:t>
       </w:r>
@@ -6470,7 +6470,7 @@
       <w:pPr>
         <w:pStyle w:val="Ttulo2"/>
       </w:pPr>
-      <w:bookmarkStart w:id="11" w:name="_Toc208928043"/>
+      <w:bookmarkStart w:id="11" w:name="_Toc209079260"/>
       <w:r>
         <w:t>Adaptabilidad</w:t>
       </w:r>
@@ -6524,7 +6524,19 @@
         <w:rPr>
           <w:lang w:val="es-419" w:eastAsia="es-CO"/>
         </w:rPr>
-        <w:t xml:space="preserve"> de experiencias, donde las marcas involucran al público de manera inmersiva, el podcast y transmisiones en vivo para conectar con la audiencia en tiempo real y el contenido interactivo y </w:t>
+        <w:t xml:space="preserve"> de experiencias, donde las marcas involucran al público de manera inmersiva, el </w:t>
+      </w:r>
+      <w:r>
+        <w:rPr>
+          <w:rStyle w:val="Extranjerismo"/>
+        </w:rPr>
+        <w:t>podcast</w:t>
+      </w:r>
+      <w:r>
+        <w:rPr>
+          <w:lang w:val="es-419" w:eastAsia="es-CO"/>
+        </w:rPr>
+        <w:t xml:space="preserve"> y transmisiones en vivo para conectar con la audiencia en tiempo real y el contenido interactivo y </w:t>
       </w:r>
       <w:proofErr w:type="spellStart"/>
       <w:r>
@@ -6674,7 +6686,7 @@
       <w:pPr>
         <w:pStyle w:val="Ttulo2"/>
       </w:pPr>
-      <w:bookmarkStart w:id="12" w:name="_Toc208928044"/>
+      <w:bookmarkStart w:id="12" w:name="_Toc209079261"/>
       <w:r>
         <w:t>Viralidad</w:t>
       </w:r>
@@ -6722,21 +6734,19 @@
           <w:lang w:val="es-419" w:eastAsia="es-CO"/>
         </w:rPr>
         <w:lastRenderedPageBreak/>
-        <w:t xml:space="preserve">lograrla incluye la emoción y conexión, donde el contenido genera impacto emocional en la audiencia, la facilidad de consumo, lo cual se crea con mensajes breves, visuales y con formatos atractivos, la relevancia al adaptar el contenido a temas actuales y tendencias del momento y la </w:t>
-      </w:r>
-      <w:proofErr w:type="spellStart"/>
-      <w:r>
-        <w:rPr>
-          <w:lang w:val="es-419" w:eastAsia="es-CO"/>
-        </w:rPr>
-        <w:t>compartibilidad</w:t>
-      </w:r>
-      <w:proofErr w:type="spellEnd"/>
-      <w:r>
-        <w:rPr>
-          <w:lang w:val="es-419" w:eastAsia="es-CO"/>
-        </w:rPr>
-        <w:t xml:space="preserve"> al incentivar a los usuarios a compartir y replicar el mensaje.</w:t>
+        <w:t>lograrla incluye la emoción y conexión, donde el contenido genera impacto emocional en la audiencia, la facilidad de consumo, lo cual se crea con mensajes breves, visuales y con formatos atractivos, la relevancia al adaptar el contenido a temas actuales y tendencias del momento y la compart</w:t>
+      </w:r>
+      <w:r>
+        <w:rPr>
+          <w:lang w:val="es-419" w:eastAsia="es-CO"/>
+        </w:rPr>
+        <w:t>a</w:t>
+      </w:r>
+      <w:r>
+        <w:rPr>
+          <w:lang w:val="es-419" w:eastAsia="es-CO"/>
+        </w:rPr>
+        <w:t>bilidad al incentivar a los usuarios a compartir y replicar el mensaje.</w:t>
       </w:r>
     </w:p>
     <w:p>
@@ -6852,7 +6862,7 @@
       <w:pPr>
         <w:pStyle w:val="Ttulo2"/>
       </w:pPr>
-      <w:bookmarkStart w:id="13" w:name="_Toc208928045"/>
+      <w:bookmarkStart w:id="13" w:name="_Toc209079262"/>
       <w:r>
         <w:t>Automatización</w:t>
       </w:r>
@@ -7610,7 +7620,7 @@
       <w:pPr>
         <w:pStyle w:val="Ttulo2"/>
       </w:pPr>
-      <w:bookmarkStart w:id="14" w:name="_Toc208928046"/>
+      <w:bookmarkStart w:id="14" w:name="_Toc209079263"/>
       <w:r>
         <w:t>Inteligencia artificial</w:t>
       </w:r>
@@ -8220,7 +8230,7 @@
       <w:pPr>
         <w:pStyle w:val="Ttulo1"/>
       </w:pPr>
-      <w:bookmarkStart w:id="15" w:name="_Toc208928047"/>
+      <w:bookmarkStart w:id="15" w:name="_Toc209079264"/>
       <w:r>
         <w:lastRenderedPageBreak/>
         <w:t xml:space="preserve">Publicación y </w:t>
@@ -8515,7 +8525,19 @@
         <w:rPr>
           <w:lang w:val="es-419" w:eastAsia="es-CO"/>
         </w:rPr>
-        <w:t>ontenido alineado con intereses y necesidades de la audiencia. Uso de calendario de contenido.</w:t>
+        <w:t>ontenido alineado con intereses y necesidades de la audiencia. Uso de</w:t>
+      </w:r>
+      <w:r>
+        <w:rPr>
+          <w:lang w:val="es-419" w:eastAsia="es-CO"/>
+        </w:rPr>
+        <w:t>l</w:t>
+      </w:r>
+      <w:r>
+        <w:rPr>
+          <w:lang w:val="es-419" w:eastAsia="es-CO"/>
+        </w:rPr>
+        <w:t xml:space="preserve"> calendario de contenido.</w:t>
       </w:r>
     </w:p>
     <w:p>
@@ -8731,7 +8753,7 @@
       <w:pPr>
         <w:pStyle w:val="Ttulo1"/>
       </w:pPr>
-      <w:bookmarkStart w:id="16" w:name="_Toc208928048"/>
+      <w:bookmarkStart w:id="16" w:name="_Toc209079265"/>
       <w:r>
         <w:lastRenderedPageBreak/>
         <w:t>Interacción</w:t>
@@ -8901,7 +8923,7 @@
       <w:pPr>
         <w:pStyle w:val="Ttulo2"/>
       </w:pPr>
-      <w:bookmarkStart w:id="17" w:name="_Toc208928049"/>
+      <w:bookmarkStart w:id="17" w:name="_Toc209079266"/>
       <w:r>
         <w:t>Principios</w:t>
       </w:r>
@@ -8917,7 +8939,7 @@
         <w:rPr>
           <w:lang w:val="es-419" w:eastAsia="es-CO"/>
         </w:rPr>
-        <w:t xml:space="preserve">Para potenciar la participación de los usuarios, es importante aplicar ciertos principios, como la autenticidad la cual conlleva a responder de manera cercana y personalizada, evitando respuestas automáticas o genéricas, la rapidez y constancia para mantener una comunicación fluida y responder a los usuarios en tiempo oportuno, el incentivo a la conversación al hacer preguntas, crear encuestas y generar debates sobre temas relevantes, el por medio de publicaciones que inviten a la acción, </w:t>
+        <w:t xml:space="preserve">Para potenciar la participación de los usuarios, es importante aplicar ciertos principios, como la autenticidad la cual conlleva a responder de manera cercana y personalizada, evitando respuestas automáticas o genéricas, la rapidez y constancia para mantener una comunicación fluida y responder a los usuarios en tiempo oportuno, el incentivo a la conversación al hacer preguntas, crear encuestas y generar debates sobre temas relevantes, por medio de publicaciones que inviten a la acción, </w:t>
       </w:r>
       <w:r>
         <w:rPr>
@@ -8931,7 +8953,7 @@
       <w:pPr>
         <w:pStyle w:val="Ttulo2"/>
       </w:pPr>
-      <w:bookmarkStart w:id="18" w:name="_Toc208928050"/>
+      <w:bookmarkStart w:id="18" w:name="_Toc209079267"/>
       <w:r>
         <w:t>Fomento</w:t>
       </w:r>
@@ -9318,7 +9340,7 @@
       <w:pPr>
         <w:pStyle w:val="Ttulo2"/>
       </w:pPr>
-      <w:bookmarkStart w:id="19" w:name="_Toc208928051"/>
+      <w:bookmarkStart w:id="19" w:name="_Toc209079268"/>
       <w:r>
         <w:t>Medición de participación</w:t>
       </w:r>
@@ -9522,7 +9544,7 @@
       <w:pPr>
         <w:pStyle w:val="Ttulo1"/>
       </w:pPr>
-      <w:bookmarkStart w:id="20" w:name="_Toc208928052"/>
+      <w:bookmarkStart w:id="20" w:name="_Toc209079269"/>
       <w:r>
         <w:lastRenderedPageBreak/>
         <w:t xml:space="preserve">Confidencialidad de la </w:t>
@@ -9552,7 +9574,7 @@
       <w:pPr>
         <w:pStyle w:val="Ttulo2"/>
       </w:pPr>
-      <w:bookmarkStart w:id="21" w:name="_Toc208928053"/>
+      <w:bookmarkStart w:id="21" w:name="_Toc209079270"/>
       <w:r>
         <w:t>Normatividad</w:t>
       </w:r>
@@ -9714,7 +9736,7 @@
       <w:pPr>
         <w:pStyle w:val="Ttulo2"/>
       </w:pPr>
-      <w:bookmarkStart w:id="22" w:name="_Toc208928054"/>
+      <w:bookmarkStart w:id="22" w:name="_Toc209079271"/>
       <w:r>
         <w:t xml:space="preserve">Privacidad de datos en redes </w:t>
       </w:r>
@@ -9832,7 +9854,7 @@
       <w:pPr>
         <w:pStyle w:val="Ttulo2"/>
       </w:pPr>
-      <w:bookmarkStart w:id="23" w:name="_Toc208928055"/>
+      <w:bookmarkStart w:id="23" w:name="_Toc209079272"/>
       <w:r>
         <w:t>Ética en el manejo de la información</w:t>
       </w:r>
@@ -9963,7 +9985,7 @@
       <w:pPr>
         <w:pStyle w:val="Titulosgenerales"/>
       </w:pPr>
-      <w:bookmarkStart w:id="24" w:name="_Toc208928056"/>
+      <w:bookmarkStart w:id="24" w:name="_Toc209079273"/>
       <w:r>
         <w:lastRenderedPageBreak/>
         <w:t>Síntesis</w:t>
@@ -10072,7 +10094,7 @@
       <w:pPr>
         <w:pStyle w:val="Titulosgenerales"/>
       </w:pPr>
-      <w:bookmarkStart w:id="25" w:name="_Toc208928057"/>
+      <w:bookmarkStart w:id="25" w:name="_Toc209079274"/>
       <w:r>
         <w:lastRenderedPageBreak/>
         <w:t>Glosario</w:t>
@@ -10678,7 +10700,7 @@
       <w:pPr>
         <w:pStyle w:val="Titulosgenerales"/>
       </w:pPr>
-      <w:bookmarkStart w:id="26" w:name="_Toc208928058"/>
+      <w:bookmarkStart w:id="26" w:name="_Toc209079275"/>
       <w:r>
         <w:lastRenderedPageBreak/>
         <w:t>Material complementario</w:t>
@@ -11529,7 +11551,7 @@
       <w:pPr>
         <w:pStyle w:val="Titulosgenerales"/>
       </w:pPr>
-      <w:bookmarkStart w:id="27" w:name="_Toc208928059"/>
+      <w:bookmarkStart w:id="27" w:name="_Toc209079276"/>
       <w:r>
         <w:lastRenderedPageBreak/>
         <w:t>Referencias bibliográficas</w:t>
@@ -12243,7 +12265,7 @@
       <w:pPr>
         <w:pStyle w:val="Titulosgenerales"/>
       </w:pPr>
-      <w:bookmarkStart w:id="28" w:name="_Toc208928060"/>
+      <w:bookmarkStart w:id="28" w:name="_Toc209079277"/>
       <w:r>
         <w:lastRenderedPageBreak/>
         <w:t>C</w:t>
@@ -17085,8 +17107,8 @@
 <file path=customXml/item1.xml><?xml version="1.0" encoding="utf-8"?>
 <p:properties xmlns:p="http://schemas.microsoft.com/office/2006/metadata/properties" xmlns:xsi="http://www.w3.org/2001/XMLSchema-instance" xmlns:pc="http://schemas.microsoft.com/office/infopath/2007/PartnerControls">
   <documentManagement>
-    <TaxCatchAll xmlns="cb45339b-ced9-4d0d-8f64-77573914d53b"/>
-    <lcf76f155ced4ddcb4097134ff3c332f xmlns="43a3ca16-9c26-4813-b83f-4aec9927b43f">
+    <TaxCatchAll xmlns="adccf511-daff-4bcb-9072-914cedbf4c7e" xsi:nil="true"/>
+    <lcf76f155ced4ddcb4097134ff3c332f xmlns="a70d3c18-0869-45a1-9f75-4b4b8f0f32be">
       <Terms xmlns="http://schemas.microsoft.com/office/infopath/2007/PartnerControls"/>
     </lcf76f155ced4ddcb4097134ff3c332f>
   </documentManagement>
@@ -17094,39 +17116,30 @@
 </file>
 
 <file path=customXml/item2.xml><?xml version="1.0" encoding="utf-8"?>
-<?mso-contentType ?>
-<FormTemplates xmlns="http://schemas.microsoft.com/sharepoint/v3/contenttype/forms">
-  <Display>DocumentLibraryForm</Display>
-  <Edit>DocumentLibraryForm</Edit>
-  <New>DocumentLibraryForm</New>
-</FormTemplates>
+<b:Sources xmlns:b="http://schemas.openxmlformats.org/officeDocument/2006/bibliography" xmlns="http://schemas.openxmlformats.org/officeDocument/2006/bibliography" SelectedStyle="\APASixthEditionOfficeOnline.xsl" StyleName="APA" Version="6"/>
 </file>
 
 <file path=customXml/item3.xml><?xml version="1.0" encoding="utf-8"?>
-<ct:contentTypeSchema xmlns:ct="http://schemas.microsoft.com/office/2006/metadata/contentType" xmlns:ma="http://schemas.microsoft.com/office/2006/metadata/properties/metaAttributes" ct:_="" ma:_="" ma:contentTypeName="Documento" ma:contentTypeID="0x01010049282E1EDBE9234EA9E6D38F720E265F" ma:contentTypeVersion="15" ma:contentTypeDescription="Crear nuevo documento." ma:contentTypeScope="" ma:versionID="b31c7aa9eaf043a08b87120b3c4916e3">
-  <xsd:schema xmlns:xsd="http://www.w3.org/2001/XMLSchema" xmlns:xs="http://www.w3.org/2001/XMLSchema" xmlns:p="http://schemas.microsoft.com/office/2006/metadata/properties" xmlns:ns2="cb45339b-ced9-4d0d-8f64-77573914d53b" xmlns:ns3="43a3ca16-9c26-4813-b83f-4aec9927b43f" targetNamespace="http://schemas.microsoft.com/office/2006/metadata/properties" ma:root="true" ma:fieldsID="3533d065b04d75c457075bc55f1f5315" ns2:_="" ns3:_="">
-    <xsd:import namespace="cb45339b-ced9-4d0d-8f64-77573914d53b"/>
-    <xsd:import namespace="43a3ca16-9c26-4813-b83f-4aec9927b43f"/>
+<ct:contentTypeSchema xmlns:ct="http://schemas.microsoft.com/office/2006/metadata/contentType" xmlns:ma="http://schemas.microsoft.com/office/2006/metadata/properties/metaAttributes" ct:_="" ma:_="" ma:contentTypeName="Documento" ma:contentTypeID="0x010100FC2B1768DD5A774EB396CCAB0DE361C1" ma:contentTypeVersion="11" ma:contentTypeDescription="Crear nuevo documento." ma:contentTypeScope="" ma:versionID="e4c9e5a511fbaffd8485e537f9595e10">
+  <xsd:schema xmlns:xsd="http://www.w3.org/2001/XMLSchema" xmlns:xs="http://www.w3.org/2001/XMLSchema" xmlns:p="http://schemas.microsoft.com/office/2006/metadata/properties" xmlns:ns2="a70d3c18-0869-45a1-9f75-4b4b8f0f32be" xmlns:ns3="adccf511-daff-4bcb-9072-914cedbf4c7e" targetNamespace="http://schemas.microsoft.com/office/2006/metadata/properties" ma:root="true" ma:fieldsID="bbeeb7fdd5dcda06cd18867ba2c601ed" ns2:_="" ns3:_="">
+    <xsd:import namespace="a70d3c18-0869-45a1-9f75-4b4b8f0f32be"/>
+    <xsd:import namespace="adccf511-daff-4bcb-9072-914cedbf4c7e"/>
     <xsd:element name="properties">
       <xsd:complexType>
         <xsd:sequence>
           <xsd:element name="documentManagement">
             <xsd:complexType>
               <xsd:all>
-                <xsd:element ref="ns2:SharedWithUsers" minOccurs="0"/>
-                <xsd:element ref="ns2:SharedWithDetails" minOccurs="0"/>
-                <xsd:element ref="ns3:MediaServiceMetadata" minOccurs="0"/>
-                <xsd:element ref="ns3:MediaServiceFastMetadata" minOccurs="0"/>
-                <xsd:element ref="ns3:MediaServiceDateTaken" minOccurs="0"/>
-                <xsd:element ref="ns3:MediaServiceObjectDetectorVersions" minOccurs="0"/>
-                <xsd:element ref="ns3:MediaLengthInSeconds" minOccurs="0"/>
-                <xsd:element ref="ns3:MediaServiceLocation" minOccurs="0"/>
-                <xsd:element ref="ns3:MediaServiceGenerationTime" minOccurs="0"/>
-                <xsd:element ref="ns3:MediaServiceEventHashCode" minOccurs="0"/>
-                <xsd:element ref="ns3:lcf76f155ced4ddcb4097134ff3c332f" minOccurs="0"/>
-                <xsd:element ref="ns2:TaxCatchAll" minOccurs="0"/>
-                <xsd:element ref="ns3:MediaServiceOCR" minOccurs="0"/>
-                <xsd:element ref="ns3:MediaServiceSearchProperties" minOccurs="0"/>
+                <xsd:element ref="ns2:MediaServiceMetadata" minOccurs="0"/>
+                <xsd:element ref="ns2:MediaServiceFastMetadata" minOccurs="0"/>
+                <xsd:element ref="ns2:MediaServiceSearchProperties" minOccurs="0"/>
+                <xsd:element ref="ns2:MediaServiceDateTaken" minOccurs="0"/>
+                <xsd:element ref="ns2:MediaServiceGenerationTime" minOccurs="0"/>
+                <xsd:element ref="ns2:MediaServiceEventHashCode" minOccurs="0"/>
+                <xsd:element ref="ns2:MediaLengthInSeconds" minOccurs="0"/>
+                <xsd:element ref="ns2:lcf76f155ced4ddcb4097134ff3c332f" minOccurs="0"/>
+                <xsd:element ref="ns3:TaxCatchAll" minOccurs="0"/>
+                <xsd:element ref="ns2:MediaServiceOCR" minOccurs="0"/>
               </xsd:all>
             </xsd:complexType>
           </xsd:element>
@@ -17134,36 +17147,63 @@
       </xsd:complexType>
     </xsd:element>
   </xsd:schema>
-  <xsd:schema xmlns:xsd="http://www.w3.org/2001/XMLSchema" xmlns:xs="http://www.w3.org/2001/XMLSchema" xmlns:dms="http://schemas.microsoft.com/office/2006/documentManagement/types" xmlns:pc="http://schemas.microsoft.com/office/infopath/2007/PartnerControls" targetNamespace="cb45339b-ced9-4d0d-8f64-77573914d53b" elementFormDefault="qualified">
+  <xsd:schema xmlns:xsd="http://www.w3.org/2001/XMLSchema" xmlns:xs="http://www.w3.org/2001/XMLSchema" xmlns:dms="http://schemas.microsoft.com/office/2006/documentManagement/types" xmlns:pc="http://schemas.microsoft.com/office/infopath/2007/PartnerControls" targetNamespace="a70d3c18-0869-45a1-9f75-4b4b8f0f32be" elementFormDefault="qualified">
     <xsd:import namespace="http://schemas.microsoft.com/office/2006/documentManagement/types"/>
     <xsd:import namespace="http://schemas.microsoft.com/office/infopath/2007/PartnerControls"/>
-    <xsd:element name="SharedWithUsers" ma:index="8" nillable="true" ma:displayName="Compartido con" ma:internalName="SharedWithUsers" ma:readOnly="true">
+    <xsd:element name="MediaServiceMetadata" ma:index="8" nillable="true" ma:displayName="MediaServiceMetadata" ma:hidden="true" ma:internalName="MediaServiceMetadata" ma:readOnly="true">
+      <xsd:simpleType>
+        <xsd:restriction base="dms:Note"/>
+      </xsd:simpleType>
+    </xsd:element>
+    <xsd:element name="MediaServiceFastMetadata" ma:index="9" nillable="true" ma:displayName="MediaServiceFastMetadata" ma:hidden="true" ma:internalName="MediaServiceFastMetadata" ma:readOnly="true">
+      <xsd:simpleType>
+        <xsd:restriction base="dms:Note"/>
+      </xsd:simpleType>
+    </xsd:element>
+    <xsd:element name="MediaServiceSearchProperties" ma:index="10" nillable="true" ma:displayName="MediaServiceSearchProperties" ma:hidden="true" ma:internalName="MediaServiceSearchProperties" ma:readOnly="true">
+      <xsd:simpleType>
+        <xsd:restriction base="dms:Note"/>
+      </xsd:simpleType>
+    </xsd:element>
+    <xsd:element name="MediaServiceDateTaken" ma:index="11" nillable="true" ma:displayName="MediaServiceDateTaken" ma:hidden="true" ma:indexed="true" ma:internalName="MediaServiceDateTaken" ma:readOnly="true">
+      <xsd:simpleType>
+        <xsd:restriction base="dms:Text"/>
+      </xsd:simpleType>
+    </xsd:element>
+    <xsd:element name="MediaServiceGenerationTime" ma:index="12" nillable="true" ma:displayName="MediaServiceGenerationTime" ma:hidden="true" ma:internalName="MediaServiceGenerationTime" ma:readOnly="true">
+      <xsd:simpleType>
+        <xsd:restriction base="dms:Text"/>
+      </xsd:simpleType>
+    </xsd:element>
+    <xsd:element name="MediaServiceEventHashCode" ma:index="13" nillable="true" ma:displayName="MediaServiceEventHashCode" ma:hidden="true" ma:internalName="MediaServiceEventHashCode" ma:readOnly="true">
+      <xsd:simpleType>
+        <xsd:restriction base="dms:Text"/>
+      </xsd:simpleType>
+    </xsd:element>
+    <xsd:element name="MediaLengthInSeconds" ma:index="14" nillable="true" ma:displayName="MediaLengthInSeconds" ma:hidden="true" ma:internalName="MediaLengthInSeconds" ma:readOnly="true">
+      <xsd:simpleType>
+        <xsd:restriction base="dms:Unknown"/>
+      </xsd:simpleType>
+    </xsd:element>
+    <xsd:element name="lcf76f155ced4ddcb4097134ff3c332f" ma:index="16" nillable="true" ma:taxonomy="true" ma:internalName="lcf76f155ced4ddcb4097134ff3c332f" ma:taxonomyFieldName="MediaServiceImageTags" ma:displayName="Etiquetas de imagen" ma:readOnly="false" ma:fieldId="{5cf76f15-5ced-4ddc-b409-7134ff3c332f}" ma:taxonomyMulti="true" ma:sspId="d33c8c81-5745-4931-bcc4-c2aeafe86780" ma:termSetId="09814cd3-568e-fe90-9814-8d621ff8fb84" ma:anchorId="fba54fb3-c3e1-fe81-a776-ca4b69148c4d" ma:open="true" ma:isKeyword="false">
       <xsd:complexType>
-        <xsd:complexContent>
-          <xsd:extension base="dms:UserMulti">
-            <xsd:sequence>
-              <xsd:element name="UserInfo" minOccurs="0" maxOccurs="unbounded">
-                <xsd:complexType>
-                  <xsd:sequence>
-                    <xsd:element name="DisplayName" type="xsd:string" minOccurs="0"/>
-                    <xsd:element name="AccountId" type="dms:UserId" minOccurs="0" nillable="true"/>
-                    <xsd:element name="AccountType" type="xsd:string" minOccurs="0"/>
-                  </xsd:sequence>
-                </xsd:complexType>
-              </xsd:element>
-            </xsd:sequence>
-          </xsd:extension>
-        </xsd:complexContent>
+        <xsd:sequence>
+          <xsd:element ref="pc:Terms" minOccurs="0" maxOccurs="1"/>
+        </xsd:sequence>
       </xsd:complexType>
     </xsd:element>
-    <xsd:element name="SharedWithDetails" ma:index="9" nillable="true" ma:displayName="Detalles de uso compartido" ma:internalName="SharedWithDetails" ma:readOnly="true">
+    <xsd:element name="MediaServiceOCR" ma:index="18" nillable="true" ma:displayName="Extracted Text" ma:internalName="MediaServiceOCR" ma:readOnly="true">
       <xsd:simpleType>
         <xsd:restriction base="dms:Note">
           <xsd:maxLength value="255"/>
         </xsd:restriction>
       </xsd:simpleType>
     </xsd:element>
-    <xsd:element name="TaxCatchAll" ma:index="20" nillable="true" ma:displayName="Taxonomy Catch All Column" ma:hidden="true" ma:list="{2f40a149-578b-41a1-8845-c88bc1831770}" ma:internalName="TaxCatchAll" ma:showField="CatchAllData" ma:web="cb45339b-ced9-4d0d-8f64-77573914d53b">
+  </xsd:schema>
+  <xsd:schema xmlns:xsd="http://www.w3.org/2001/XMLSchema" xmlns:xs="http://www.w3.org/2001/XMLSchema" xmlns:dms="http://schemas.microsoft.com/office/2006/documentManagement/types" xmlns:pc="http://schemas.microsoft.com/office/infopath/2007/PartnerControls" targetNamespace="adccf511-daff-4bcb-9072-914cedbf4c7e" elementFormDefault="qualified">
+    <xsd:import namespace="http://schemas.microsoft.com/office/2006/documentManagement/types"/>
+    <xsd:import namespace="http://schemas.microsoft.com/office/infopath/2007/PartnerControls"/>
+    <xsd:element name="TaxCatchAll" ma:index="17" nillable="true" ma:displayName="Taxonomy Catch All Column" ma:hidden="true" ma:list="{d55fdbc5-1632-489d-aeea-ba6fd7407963}" ma:internalName="TaxCatchAll" ma:showField="CatchAllData" ma:web="adccf511-daff-4bcb-9072-914cedbf4c7e">
       <xsd:complexType>
         <xsd:complexContent>
           <xsd:extension base="dms:MultiChoiceLookup">
@@ -17173,69 +17213,6 @@
           </xsd:extension>
         </xsd:complexContent>
       </xsd:complexType>
-    </xsd:element>
-  </xsd:schema>
-  <xsd:schema xmlns:xsd="http://www.w3.org/2001/XMLSchema" xmlns:xs="http://www.w3.org/2001/XMLSchema" xmlns:dms="http://schemas.microsoft.com/office/2006/documentManagement/types" xmlns:pc="http://schemas.microsoft.com/office/infopath/2007/PartnerControls" targetNamespace="43a3ca16-9c26-4813-b83f-4aec9927b43f" elementFormDefault="qualified">
-    <xsd:import namespace="http://schemas.microsoft.com/office/2006/documentManagement/types"/>
-    <xsd:import namespace="http://schemas.microsoft.com/office/infopath/2007/PartnerControls"/>
-    <xsd:element name="MediaServiceMetadata" ma:index="10" nillable="true" ma:displayName="MediaServiceMetadata" ma:hidden="true" ma:internalName="MediaServiceMetadata" ma:readOnly="true">
-      <xsd:simpleType>
-        <xsd:restriction base="dms:Note"/>
-      </xsd:simpleType>
-    </xsd:element>
-    <xsd:element name="MediaServiceFastMetadata" ma:index="11" nillable="true" ma:displayName="MediaServiceFastMetadata" ma:hidden="true" ma:internalName="MediaServiceFastMetadata" ma:readOnly="true">
-      <xsd:simpleType>
-        <xsd:restriction base="dms:Note"/>
-      </xsd:simpleType>
-    </xsd:element>
-    <xsd:element name="MediaServiceDateTaken" ma:index="12" nillable="true" ma:displayName="MediaServiceDateTaken" ma:hidden="true" ma:indexed="true" ma:internalName="MediaServiceDateTaken" ma:readOnly="true">
-      <xsd:simpleType>
-        <xsd:restriction base="dms:Text"/>
-      </xsd:simpleType>
-    </xsd:element>
-    <xsd:element name="MediaServiceObjectDetectorVersions" ma:index="13" nillable="true" ma:displayName="MediaServiceObjectDetectorVersions" ma:hidden="true" ma:indexed="true" ma:internalName="MediaServiceObjectDetectorVersions" ma:readOnly="true">
-      <xsd:simpleType>
-        <xsd:restriction base="dms:Text"/>
-      </xsd:simpleType>
-    </xsd:element>
-    <xsd:element name="MediaLengthInSeconds" ma:index="14" nillable="true" ma:displayName="MediaLengthInSeconds" ma:hidden="true" ma:internalName="MediaLengthInSeconds" ma:readOnly="true">
-      <xsd:simpleType>
-        <xsd:restriction base="dms:Unknown"/>
-      </xsd:simpleType>
-    </xsd:element>
-    <xsd:element name="MediaServiceLocation" ma:index="15" nillable="true" ma:displayName="Location" ma:indexed="true" ma:internalName="MediaServiceLocation" ma:readOnly="true">
-      <xsd:simpleType>
-        <xsd:restriction base="dms:Text"/>
-      </xsd:simpleType>
-    </xsd:element>
-    <xsd:element name="MediaServiceGenerationTime" ma:index="16" nillable="true" ma:displayName="MediaServiceGenerationTime" ma:hidden="true" ma:internalName="MediaServiceGenerationTime" ma:readOnly="true">
-      <xsd:simpleType>
-        <xsd:restriction base="dms:Text"/>
-      </xsd:simpleType>
-    </xsd:element>
-    <xsd:element name="MediaServiceEventHashCode" ma:index="17" nillable="true" ma:displayName="MediaServiceEventHashCode" ma:hidden="true" ma:internalName="MediaServiceEventHashCode" ma:readOnly="true">
-      <xsd:simpleType>
-        <xsd:restriction base="dms:Text"/>
-      </xsd:simpleType>
-    </xsd:element>
-    <xsd:element name="lcf76f155ced4ddcb4097134ff3c332f" ma:index="19" nillable="true" ma:taxonomy="true" ma:internalName="lcf76f155ced4ddcb4097134ff3c332f" ma:taxonomyFieldName="MediaServiceImageTags" ma:displayName="Etiquetas de imagen" ma:readOnly="false" ma:fieldId="{5cf76f15-5ced-4ddc-b409-7134ff3c332f}" ma:taxonomyMulti="true" ma:sspId="d33c8c81-5745-4931-bcc4-c2aeafe86780" ma:termSetId="09814cd3-568e-fe90-9814-8d621ff8fb84" ma:anchorId="fba54fb3-c3e1-fe81-a776-ca4b69148c4d" ma:open="true" ma:isKeyword="false">
-      <xsd:complexType>
-        <xsd:sequence>
-          <xsd:element ref="pc:Terms" minOccurs="0" maxOccurs="1"/>
-        </xsd:sequence>
-      </xsd:complexType>
-    </xsd:element>
-    <xsd:element name="MediaServiceOCR" ma:index="21" nillable="true" ma:displayName="Extracted Text" ma:internalName="MediaServiceOCR" ma:readOnly="true">
-      <xsd:simpleType>
-        <xsd:restriction base="dms:Note">
-          <xsd:maxLength value="255"/>
-        </xsd:restriction>
-      </xsd:simpleType>
-    </xsd:element>
-    <xsd:element name="MediaServiceSearchProperties" ma:index="22" nillable="true" ma:displayName="MediaServiceSearchProperties" ma:hidden="true" ma:internalName="MediaServiceSearchProperties" ma:readOnly="true">
-      <xsd:simpleType>
-        <xsd:restriction base="dms:Note"/>
-      </xsd:simpleType>
     </xsd:element>
   </xsd:schema>
   <xsd:schema xmlns="http://schemas.openxmlformats.org/package/2006/metadata/core-properties" xmlns:xsd="http://www.w3.org/2001/XMLSchema" xmlns:xsi="http://www.w3.org/2001/XMLSchema-instance" xmlns:dc="http://purl.org/dc/elements/1.1/" xmlns:dcterms="http://purl.org/dc/terms/" xmlns:odoc="http://schemas.microsoft.com/internal/obd" targetNamespace="http://schemas.openxmlformats.org/package/2006/metadata/core-properties" elementFormDefault="qualified" attributeFormDefault="unqualified" blockDefault="#all">
@@ -17338,7 +17315,12 @@
 </file>
 
 <file path=customXml/item4.xml><?xml version="1.0" encoding="utf-8"?>
-<b:Sources xmlns:b="http://schemas.openxmlformats.org/officeDocument/2006/bibliography" xmlns="http://schemas.openxmlformats.org/officeDocument/2006/bibliography" SelectedStyle="\APASixthEditionOfficeOnline.xsl" StyleName="APA" Version="6"/>
+<?mso-contentType ?>
+<FormTemplates xmlns="http://schemas.microsoft.com/sharepoint/v3/contenttype/forms">
+  <Display>DocumentLibraryForm</Display>
+  <Edit>DocumentLibraryForm</Edit>
+  <New>DocumentLibraryForm</New>
+</FormTemplates>
 </file>
 
 <file path=customXml/itemProps1.xml><?xml version="1.0" encoding="utf-8"?>
@@ -17353,36 +17335,21 @@
 </file>
 
 <file path=customXml/itemProps2.xml><?xml version="1.0" encoding="utf-8"?>
+<ds:datastoreItem xmlns:ds="http://schemas.openxmlformats.org/officeDocument/2006/customXml" ds:itemID="{E8AB44A3-7C62-4BD2-82ED-8ABC209970FA}">
+  <ds:schemaRefs>
+    <ds:schemaRef ds:uri="http://schemas.openxmlformats.org/officeDocument/2006/bibliography"/>
+  </ds:schemaRefs>
+</ds:datastoreItem>
+</file>
+
+<file path=customXml/itemProps3.xml><?xml version="1.0" encoding="utf-8"?>
+<ds:datastoreItem xmlns:ds="http://schemas.openxmlformats.org/officeDocument/2006/customXml" ds:itemID="{86576C97-C2F8-4F48-A2F2-F6E7640CEB51}"/>
+</file>
+
+<file path=customXml/itemProps4.xml><?xml version="1.0" encoding="utf-8"?>
 <ds:datastoreItem xmlns:ds="http://schemas.openxmlformats.org/officeDocument/2006/customXml" ds:itemID="{81CBDEC1-3B00-44ED-AD36-0268077980BA}">
   <ds:schemaRefs>
     <ds:schemaRef ds:uri="http://schemas.microsoft.com/sharepoint/v3/contenttype/forms"/>
   </ds:schemaRefs>
 </ds:datastoreItem>
-</file>
-
-<file path=customXml/itemProps3.xml><?xml version="1.0" encoding="utf-8"?>
-<ds:datastoreItem xmlns:ds="http://schemas.openxmlformats.org/officeDocument/2006/customXml" ds:itemID="{DF43E046-DB0C-42D1-8C73-AE38B52F1ED7}">
-  <ds:schemaRefs>
-    <ds:schemaRef ds:uri="http://schemas.microsoft.com/office/2006/metadata/contentType"/>
-    <ds:schemaRef ds:uri="http://schemas.microsoft.com/office/2006/metadata/properties/metaAttributes"/>
-    <ds:schemaRef ds:uri="http://www.w3.org/2001/XMLSchema"/>
-    <ds:schemaRef ds:uri="http://schemas.microsoft.com/office/2006/metadata/properties"/>
-    <ds:schemaRef ds:uri="cb45339b-ced9-4d0d-8f64-77573914d53b"/>
-    <ds:schemaRef ds:uri="43a3ca16-9c26-4813-b83f-4aec9927b43f"/>
-    <ds:schemaRef ds:uri="http://schemas.microsoft.com/office/2006/documentManagement/types"/>
-    <ds:schemaRef ds:uri="http://schemas.microsoft.com/office/infopath/2007/PartnerControls"/>
-    <ds:schemaRef ds:uri="http://schemas.openxmlformats.org/package/2006/metadata/core-properties"/>
-    <ds:schemaRef ds:uri="http://purl.org/dc/elements/1.1/"/>
-    <ds:schemaRef ds:uri="http://purl.org/dc/terms/"/>
-    <ds:schemaRef ds:uri="http://schemas.microsoft.com/internal/obd"/>
-  </ds:schemaRefs>
-</ds:datastoreItem>
-</file>
-
-<file path=customXml/itemProps4.xml><?xml version="1.0" encoding="utf-8"?>
-<ds:datastoreItem xmlns:ds="http://schemas.openxmlformats.org/officeDocument/2006/customXml" ds:itemID="{E8AB44A3-7C62-4BD2-82ED-8ABC209970FA}">
-  <ds:schemaRefs>
-    <ds:schemaRef ds:uri="http://schemas.openxmlformats.org/officeDocument/2006/bibliography"/>
-  </ds:schemaRefs>
-</ds:datastoreItem>
 </file>